--- a/assets/resume/Gyan_Machine_learning_Resume.docx
+++ b/assets/resume/Gyan_Machine_learning_Resume.docx
@@ -47,7 +47,7 @@
           <w:color w:val="4F81BD" w:themeColor="accent1"/>
           <w:sz w:val="20"/>
         </w:rPr>
-        <w:t>ML Engineer</w:t>
+        <w:t>Applied AI/ML</w:t>
       </w:r>
       <w:r>
         <w:rPr>
@@ -57,9 +57,39 @@
           <w:color w:val="4F81BD" w:themeColor="accent1"/>
           <w:sz w:val="20"/>
         </w:rPr>
-        <w:t xml:space="preserve">                                                                        </w:t>
+        <w:t xml:space="preserve"> Engineer</w:t>
+      </w:r>
+      <w:r>
+        <w:rPr>
+          <w:rFonts w:ascii="Tahoma" w:eastAsia="Cambria" w:hAnsi="Tahoma" w:cs="Tahoma"/>
+          <w:b/>
+          <w:caps/>
+          <w:color w:val="4F81BD" w:themeColor="accent1"/>
+          <w:sz w:val="20"/>
+        </w:rPr>
+        <w:t xml:space="preserve">                                                   </w:t>
       </w:r>
       <w:hyperlink r:id="rId7" w:history="1">
+        <w:r>
+          <w:rPr>
+            <w:rStyle w:val="Hyperlink"/>
+            <w:rFonts w:ascii="Tahoma" w:eastAsia="Cambria" w:hAnsi="Tahoma" w:cs="Tahoma"/>
+            <w:sz w:val="20"/>
+          </w:rPr>
+          <w:t>portfolio</w:t>
+        </w:r>
+      </w:hyperlink>
+      <w:r>
+        <w:rPr>
+          <w:rFonts w:ascii="Tahoma" w:eastAsia="Cambria" w:hAnsi="Tahoma" w:cs="Tahoma"/>
+          <w:b/>
+          <w:caps/>
+          <w:color w:val="4F81BD" w:themeColor="accent1"/>
+          <w:sz w:val="20"/>
+        </w:rPr>
+        <w:t xml:space="preserve"> </w:t>
+      </w:r>
+      <w:hyperlink r:id="rId8" w:history="1">
         <w:r>
           <w:rPr>
             <w:rStyle w:val="Hyperlink"/>
@@ -72,10 +102,47 @@
       <w:r>
         <w:t xml:space="preserve">  </w:t>
       </w:r>
-      <w:r>
-        <w:t xml:space="preserve"> </w:t>
-      </w:r>
-      <w:hyperlink r:id="rId8" w:history="1">
+    </w:p>
+    <w:p>
+      <w:pPr>
+        <w:jc w:val="left"/>
+      </w:pPr>
+    </w:p>
+    <w:p>
+      <w:pPr>
+        <w:jc w:val="left"/>
+        <w:rPr>
+          <w:rFonts w:asciiTheme="minorHAnsi" w:hAnsiTheme="minorHAnsi" w:cstheme="minorHAnsi"/>
+        </w:rPr>
+      </w:pPr>
+      <w:hyperlink r:id="rId9" w:history="1">
+        <w:r>
+          <w:rPr>
+            <w:rStyle w:val="Hyperlink"/>
+            <w:rFonts w:asciiTheme="minorHAnsi" w:hAnsiTheme="minorHAnsi" w:cstheme="minorHAnsi"/>
+          </w:rPr>
+          <w:t>gyan.raju@gmail.com</w:t>
+        </w:r>
+      </w:hyperlink>
+      <w:r>
+        <w:tab/>
+      </w:r>
+      <w:r>
+        <w:tab/>
+      </w:r>
+      <w:r>
+        <w:tab/>
+      </w:r>
+      <w:r>
+        <w:tab/>
+      </w:r>
+      <w:r>
+        <w:tab/>
+      </w:r>
+      <w:r>
+        <w:tab/>
+      </w:r>
+      <w:hyperlink r:id="rId10" w:history="1">
         <w:r>
           <w:rPr>
             <w:rStyle w:val="Hyperlink"/>
@@ -85,26 +152,6 @@
           <w:t>LinkedIn</w:t>
         </w:r>
       </w:hyperlink>
-      <w:r>
-        <w:t xml:space="preserve"> </w:t>
-      </w:r>
-    </w:p>
-    <w:p>
-      <w:pPr>
-        <w:jc w:val="left"/>
-        <w:rPr>
-          <w:rFonts w:asciiTheme="minorHAnsi" w:hAnsiTheme="minorHAnsi" w:cstheme="minorHAnsi"/>
-        </w:rPr>
-      </w:pPr>
-      <w:hyperlink r:id="rId9" w:history="1">
-        <w:r>
-          <w:rPr>
-            <w:rStyle w:val="Hyperlink"/>
-            <w:rFonts w:asciiTheme="minorHAnsi" w:hAnsiTheme="minorHAnsi" w:cstheme="minorHAnsi"/>
-          </w:rPr>
-          <w:t>gyan.raju@gmail.com</w:t>
-        </w:r>
-      </w:hyperlink>
     </w:p>
     <w:p>
       <w:pPr>
@@ -246,7 +293,7 @@
           <w:color w:val="00000A"/>
           <w:sz w:val="20"/>
         </w:rPr>
-        <w:t xml:space="preserve"> Machine Learning</w:t>
+        <w:t xml:space="preserve"> Machine </w:t>
       </w:r>
       <w:r>
         <w:rPr>
@@ -254,7 +301,7 @@
           <w:color w:val="00000A"/>
           <w:sz w:val="20"/>
         </w:rPr>
-        <w:t>,Gen</w:t>
+        <w:t>Learning, Generative</w:t>
       </w:r>
       <w:r>
         <w:rPr>
@@ -262,7 +309,7 @@
           <w:color w:val="00000A"/>
           <w:sz w:val="20"/>
         </w:rPr>
-        <w:t>erative,</w:t>
+        <w:t>,</w:t>
       </w:r>
       <w:r>
         <w:rPr>
@@ -374,6 +421,14 @@
         </w:rPr>
         <w:t>Hands-on experience supporting the end-to-end machine learning lifecycle, encompassing pipeline integration, design reviews, model deployment, and ongoing operational support in enterprise-grade environments</w:t>
       </w:r>
+      <w:r>
+        <w:rPr>
+          <w:rFonts w:ascii="Tahoma" w:eastAsia="Cambria" w:hAnsi="Tahoma" w:cs="Tahoma"/>
+          <w:color w:val="00000A"/>
+          <w:sz w:val="20"/>
+        </w:rPr>
+        <w:t>.</w:t>
+      </w:r>
     </w:p>
     <w:p>
       <w:pPr>
@@ -394,39 +449,7 @@
           <w:color w:val="00000A"/>
           <w:sz w:val="20"/>
         </w:rPr>
-        <w:t>Extensive experience designing</w:t>
-      </w:r>
-      <w:r>
-        <w:rPr>
-          <w:rFonts w:ascii="Tahoma" w:eastAsia="Cambria" w:hAnsi="Tahoma" w:cs="Tahoma"/>
-          <w:color w:val="00000A"/>
-          <w:sz w:val="20"/>
-        </w:rPr>
-        <w:t xml:space="preserve"> </w:t>
-      </w:r>
-      <w:r>
-        <w:rPr>
-          <w:rFonts w:ascii="Tahoma" w:eastAsia="Cambria" w:hAnsi="Tahoma" w:cs="Tahoma"/>
-          <w:color w:val="00000A"/>
-          <w:sz w:val="20"/>
-        </w:rPr>
-        <w:t>maintaining end-to-end ML pipelines</w:t>
-      </w:r>
-      <w:r>
-        <w:rPr>
-          <w:rFonts w:ascii="Tahoma" w:eastAsia="Cambria" w:hAnsi="Tahoma" w:cs="Tahoma"/>
-          <w:color w:val="00000A"/>
-          <w:sz w:val="20"/>
-        </w:rPr>
-        <w:t>(MLOps)</w:t>
-      </w:r>
-      <w:r>
-        <w:rPr>
-          <w:rFonts w:ascii="Tahoma" w:eastAsia="Cambria" w:hAnsi="Tahoma" w:cs="Tahoma"/>
-          <w:color w:val="00000A"/>
-          <w:sz w:val="20"/>
-        </w:rPr>
-        <w:t>, including data ingestion, model training, model serving, monitoring, and automated retraining.</w:t>
+        <w:t>Extensive experience designing maintaining end-to-end ML pipelines (MLOps), including data ingestion, model training, model serving, monitoring, and automated retraining.</w:t>
       </w:r>
     </w:p>
     <w:p>
@@ -436,7 +459,6 @@
           <w:ilvl w:val="0"/>
           <w:numId w:val="1"/>
         </w:numPr>
-        <w:spacing w:line="276" w:lineRule="auto"/>
         <w:rPr>
           <w:rFonts w:ascii="Tahoma" w:eastAsia="Cambria" w:hAnsi="Tahoma" w:cs="Tahoma"/>
           <w:color w:val="00000A"/>
@@ -449,7 +471,15 @@
           <w:color w:val="00000A"/>
           <w:sz w:val="20"/>
         </w:rPr>
-        <w:t>Hands-on experience architecting and deploying large language model (LLM) solutions in production, including retrieval-augmented generation (RAG) pipelines, agentic AI frameworks, fine-tuned domain-specific models, LLM-as-judge evaluation rubrics, and model inference served through Amazon Bedrock.</w:t>
+        <w:t>Expertise in Bayesian linear regression modeling applied across multiple financial domain use cases</w:t>
+      </w:r>
+      <w:r>
+        <w:rPr>
+          <w:rFonts w:ascii="Tahoma" w:eastAsia="Cambria" w:hAnsi="Tahoma" w:cs="Tahoma"/>
+          <w:color w:val="00000A"/>
+          <w:sz w:val="20"/>
+        </w:rPr>
+        <w:t>.</w:t>
       </w:r>
     </w:p>
     <w:p>
@@ -459,36 +489,27 @@
           <w:ilvl w:val="0"/>
           <w:numId w:val="1"/>
         </w:numPr>
-        <w:spacing w:line="276" w:lineRule="auto"/>
-        <w:rPr>
-          <w:rFonts w:ascii="Tahoma" w:eastAsia="Times New Roman" w:hAnsi="Tahoma" w:cs="Tahoma"/>
-          <w:sz w:val="20"/>
-          <w:szCs w:val="20"/>
-        </w:rPr>
-      </w:pPr>
-      <w:r>
-        <w:rPr>
-          <w:rFonts w:ascii="Tahoma" w:eastAsia="Times New Roman" w:hAnsi="Tahoma" w:cs="Tahoma"/>
-          <w:sz w:val="20"/>
-          <w:szCs w:val="20"/>
-        </w:rPr>
-        <w:t>E</w:t>
-      </w:r>
-      <w:r>
-        <w:rPr>
-          <w:rFonts w:ascii="Tahoma" w:eastAsia="Times New Roman" w:hAnsi="Tahoma" w:cs="Tahoma"/>
-          <w:sz w:val="20"/>
-          <w:szCs w:val="20"/>
-        </w:rPr>
-        <w:t>xpertise in Bayesian linear regression modeling applied across multiple financial domain use cases</w:t>
-      </w:r>
-      <w:r>
-        <w:rPr>
-          <w:rFonts w:ascii="Tahoma" w:eastAsia="Times New Roman" w:hAnsi="Tahoma" w:cs="Tahoma"/>
-          <w:sz w:val="20"/>
-          <w:szCs w:val="20"/>
-        </w:rPr>
-        <w:t>.</w:t>
+        <w:rPr>
+          <w:rFonts w:ascii="Tahoma" w:eastAsia="Cambria" w:hAnsi="Tahoma" w:cs="Tahoma"/>
+          <w:color w:val="00000A"/>
+          <w:sz w:val="20"/>
+        </w:rPr>
+      </w:pPr>
+      <w:r>
+        <w:rPr>
+          <w:rFonts w:ascii="Tahoma" w:eastAsia="Cambria" w:hAnsi="Tahoma" w:cs="Tahoma"/>
+          <w:color w:val="00000A"/>
+          <w:sz w:val="20"/>
+        </w:rPr>
+        <w:t>H</w:t>
+      </w:r>
+      <w:r>
+        <w:rPr>
+          <w:rFonts w:ascii="Tahoma" w:eastAsia="Cambria" w:hAnsi="Tahoma" w:cs="Tahoma"/>
+          <w:color w:val="00000A"/>
+          <w:sz w:val="20"/>
+        </w:rPr>
+        <w:t>ands-on experience architecting and deploying large language model (LLM) solutions in production, including retrieval-augmented generation (RAG) pipelines, agentic AI frameworks, fine-tuned domain-specific models, LLM-as-judge evaluation rubrics, and model inference served through Amazon Bedrock.</w:t>
       </w:r>
     </w:p>
     <w:p>
@@ -510,31 +531,7 @@
           <w:color w:val="00000A"/>
           <w:sz w:val="20"/>
         </w:rPr>
-        <w:t xml:space="preserve">Practical cloud experience with AWS ML ecosystem (SageMaker, </w:t>
-      </w:r>
-      <w:r>
-        <w:rPr>
-          <w:rFonts w:ascii="Tahoma" w:eastAsia="Cambria" w:hAnsi="Tahoma" w:cs="Tahoma"/>
-          <w:color w:val="00000A"/>
-          <w:sz w:val="20"/>
-        </w:rPr>
-        <w:t>ECS</w:t>
-      </w:r>
-      <w:r>
-        <w:rPr>
-          <w:rFonts w:ascii="Tahoma" w:eastAsia="Cambria" w:hAnsi="Tahoma" w:cs="Tahoma"/>
-          <w:color w:val="00000A"/>
-          <w:sz w:val="20"/>
-        </w:rPr>
-        <w:t>, Lambda, S3) for scalable training, distributed data processing, and real-time operational workflows</w:t>
-      </w:r>
-      <w:r>
-        <w:rPr>
-          <w:rFonts w:ascii="Tahoma" w:eastAsia="Cambria" w:hAnsi="Tahoma" w:cs="Tahoma"/>
-          <w:color w:val="00000A"/>
-          <w:sz w:val="20"/>
-        </w:rPr>
-        <w:t>.</w:t>
+        <w:t>Practical cloud experience with AWS ML ecosystem (SageMaker, ECS, Lambda, S3) for scalable training, distributed data processing, and real-time operational workflows.</w:t>
       </w:r>
     </w:p>
     <w:p>
@@ -544,7 +541,6 @@
           <w:ilvl w:val="0"/>
           <w:numId w:val="1"/>
         </w:numPr>
-        <w:spacing w:line="276" w:lineRule="auto"/>
         <w:rPr>
           <w:rFonts w:ascii="Tahoma" w:eastAsia="Cambria" w:hAnsi="Tahoma" w:cs="Tahoma"/>
           <w:color w:val="00000A"/>
@@ -557,7 +553,7 @@
           <w:color w:val="00000A"/>
           <w:sz w:val="20"/>
         </w:rPr>
-        <w:t>Proficiency in model interpretability and explainability frameworks, including SHAP and LIME, to support transparent and auditable ML systems.</w:t>
+        <w:t>Strong command of software engineering principles and ML design patterns, encompassing version control, testing, SRE practices, and distributed systems for large-scale ML workloads using Airflow and Kafka.</w:t>
       </w:r>
     </w:p>
     <w:p>
@@ -567,7 +563,6 @@
           <w:ilvl w:val="0"/>
           <w:numId w:val="1"/>
         </w:numPr>
-        <w:spacing w:line="276" w:lineRule="auto"/>
         <w:rPr>
           <w:rFonts w:ascii="Tahoma" w:eastAsia="Cambria" w:hAnsi="Tahoma" w:cs="Tahoma"/>
           <w:color w:val="00000A"/>
@@ -580,25 +575,17 @@
           <w:color w:val="00000A"/>
           <w:sz w:val="20"/>
         </w:rPr>
-        <w:t>Strong command of software engineering principles and ML design patterns, encompassing version control, testing, SRE practices, and distributed systems for large-scale ML workloads using Airflow and Kafka</w:t>
-      </w:r>
-      <w:r>
+        <w:t>Proficiency in model interpretability and explainability frameworks, including SHAP and LIME, to support transparent and auditable ML systems.</w:t>
+      </w:r>
+    </w:p>
+    <w:p>
+      <w:pPr>
+        <w:spacing w:line="276" w:lineRule="auto"/>
         <w:rPr>
           <w:rFonts w:ascii="Tahoma" w:eastAsia="Cambria" w:hAnsi="Tahoma" w:cs="Tahoma"/>
           <w:color w:val="00000A"/>
           <w:sz w:val="20"/>
         </w:rPr>
-        <w:t>.</w:t>
-      </w:r>
-    </w:p>
-    <w:p>
-      <w:pPr>
-        <w:spacing w:line="276" w:lineRule="auto"/>
-        <w:rPr>
-          <w:rFonts w:ascii="Tahoma" w:eastAsia="Cambria" w:hAnsi="Tahoma" w:cs="Tahoma"/>
-          <w:color w:val="00000A"/>
-          <w:sz w:val="20"/>
-        </w:rPr>
       </w:pPr>
     </w:p>
     <w:p>
@@ -786,7 +773,28 @@
           <w:rFonts w:ascii="Tahoma" w:hAnsi="Tahoma" w:cs="Tahoma"/>
           <w:sz w:val="20"/>
         </w:rPr>
-        <w:t>Language: Python</w:t>
+        <w:t xml:space="preserve">Language: </w:t>
+      </w:r>
+      <w:r>
+        <w:rPr>
+          <w:rFonts w:ascii="Tahoma" w:hAnsi="Tahoma" w:cs="Tahoma"/>
+          <w:sz w:val="20"/>
+        </w:rPr>
+        <w:t>Python</w:t>
+      </w:r>
+      <w:r>
+        <w:rPr>
+          <w:rFonts w:ascii="Tahoma" w:hAnsi="Tahoma" w:cs="Tahoma"/>
+          <w:sz w:val="20"/>
+        </w:rPr>
+        <w:t>, Pandas</w:t>
+      </w:r>
+      <w:r>
+        <w:rPr>
+          <w:rFonts w:ascii="Tahoma" w:hAnsi="Tahoma" w:cs="Tahoma"/>
+          <w:sz w:val="20"/>
+        </w:rPr>
+        <w:t>,</w:t>
       </w:r>
       <w:r>
         <w:rPr>
@@ -800,7 +808,7 @@
           <w:rFonts w:ascii="Tahoma" w:hAnsi="Tahoma" w:cs="Tahoma"/>
           <w:sz w:val="20"/>
         </w:rPr>
-        <w:t>,Pandas</w:t>
+        <w:t>smart-sdk, mcp-sdk</w:t>
       </w:r>
       <w:r>
         <w:rPr>
@@ -821,7 +829,378 @@
           <w:rFonts w:ascii="Tahoma" w:hAnsi="Tahoma" w:cs="Tahoma"/>
           <w:sz w:val="20"/>
         </w:rPr>
-        <w:t>smart-sdk, mcp-sdk</w:t>
+        <w:t>rag-sdk</w:t>
+      </w:r>
+      <w:r>
+        <w:rPr>
+          <w:rFonts w:ascii="Tahoma" w:hAnsi="Tahoma" w:cs="Tahoma"/>
+          <w:sz w:val="20"/>
+        </w:rPr>
+        <w:t>, Java</w:t>
+      </w:r>
+    </w:p>
+    <w:p>
+      <w:pPr>
+        <w:jc w:val="left"/>
+        <w:rPr>
+          <w:rFonts w:ascii="Tahoma" w:hAnsi="Tahoma" w:cs="Tahoma"/>
+          <w:sz w:val="20"/>
+        </w:rPr>
+      </w:pPr>
+      <w:r>
+        <w:rPr>
+          <w:rFonts w:ascii="Tahoma" w:hAnsi="Tahoma" w:cs="Tahoma"/>
+          <w:sz w:val="20"/>
+        </w:rPr>
+        <w:t xml:space="preserve">      Machine Learning: Supervised &amp; Unsupervised Learning, Bayesian and Time-Series, A/B Testing</w:t>
+      </w:r>
+    </w:p>
+    <w:p>
+      <w:pPr>
+        <w:jc w:val="left"/>
+        <w:rPr>
+          <w:rFonts w:ascii="Tahoma" w:hAnsi="Tahoma" w:cs="Tahoma"/>
+          <w:sz w:val="20"/>
+        </w:rPr>
+      </w:pPr>
+      <w:r>
+        <w:rPr>
+          <w:rFonts w:ascii="Tahoma" w:hAnsi="Tahoma" w:cs="Tahoma"/>
+          <w:sz w:val="20"/>
+        </w:rPr>
+        <w:t xml:space="preserve">      </w:t>
+      </w:r>
+      <w:r>
+        <w:rPr>
+          <w:rFonts w:ascii="Tahoma" w:hAnsi="Tahoma" w:cs="Tahoma"/>
+          <w:sz w:val="20"/>
+        </w:rPr>
+        <w:t>ML/DL frameworks:</w:t>
+      </w:r>
+      <w:r>
+        <w:rPr>
+          <w:rFonts w:ascii="Tahoma" w:hAnsi="Tahoma" w:cs="Tahoma"/>
+          <w:sz w:val="20"/>
+        </w:rPr>
+        <w:t xml:space="preserve"> TensorFlow,</w:t>
+      </w:r>
+      <w:r>
+        <w:rPr>
+          <w:rFonts w:ascii="Tahoma" w:hAnsi="Tahoma" w:cs="Tahoma"/>
+          <w:sz w:val="20"/>
+        </w:rPr>
+        <w:t xml:space="preserve"> PyTorch, scikit-learn, Keras</w:t>
+      </w:r>
+      <w:r>
+        <w:rPr>
+          <w:rFonts w:ascii="Tahoma" w:hAnsi="Tahoma" w:cs="Tahoma"/>
+          <w:sz w:val="20"/>
+        </w:rPr>
+        <w:t>, langgraph</w:t>
+      </w:r>
+      <w:r>
+        <w:rPr>
+          <w:rFonts w:ascii="Tahoma" w:hAnsi="Tahoma" w:cs="Tahoma"/>
+          <w:sz w:val="20"/>
+        </w:rPr>
+        <w:t xml:space="preserve">, pymc, </w:t>
+      </w:r>
+      <w:r>
+        <w:rPr>
+          <w:rFonts w:ascii="Tahoma" w:hAnsi="Tahoma" w:cs="Tahoma"/>
+          <w:sz w:val="20"/>
+        </w:rPr>
+        <w:t>P</w:t>
+      </w:r>
+      <w:r>
+        <w:rPr>
+          <w:rFonts w:ascii="Tahoma" w:hAnsi="Tahoma" w:cs="Tahoma"/>
+          <w:sz w:val="20"/>
+        </w:rPr>
+        <w:t>yod</w:t>
+      </w:r>
+    </w:p>
+    <w:p>
+      <w:pPr>
+        <w:jc w:val="left"/>
+        <w:rPr>
+          <w:rFonts w:ascii="Tahoma" w:hAnsi="Tahoma" w:cs="Tahoma"/>
+          <w:sz w:val="20"/>
+        </w:rPr>
+      </w:pPr>
+      <w:r>
+        <w:rPr>
+          <w:rFonts w:ascii="Tahoma" w:hAnsi="Tahoma" w:cs="Tahoma"/>
+          <w:sz w:val="20"/>
+        </w:rPr>
+        <w:t xml:space="preserve">      </w:t>
+      </w:r>
+      <w:r>
+        <w:rPr>
+          <w:rFonts w:ascii="Tahoma" w:hAnsi="Tahoma" w:cs="Tahoma"/>
+          <w:sz w:val="20"/>
+        </w:rPr>
+        <w:t>LLM:</w:t>
+      </w:r>
+      <w:r>
+        <w:rPr>
+          <w:rFonts w:ascii="Tahoma" w:hAnsi="Tahoma" w:cs="Tahoma"/>
+          <w:sz w:val="20"/>
+        </w:rPr>
+        <w:t xml:space="preserve"> </w:t>
+      </w:r>
+      <w:r>
+        <w:rPr>
+          <w:rFonts w:ascii="Tahoma" w:hAnsi="Tahoma" w:cs="Tahoma"/>
+          <w:sz w:val="20"/>
+        </w:rPr>
+        <w:t>RAG (</w:t>
+      </w:r>
+      <w:r>
+        <w:rPr>
+          <w:rFonts w:ascii="Tahoma" w:hAnsi="Tahoma" w:cs="Tahoma"/>
+          <w:sz w:val="20"/>
+        </w:rPr>
+        <w:t>using OpenSearch</w:t>
+      </w:r>
+      <w:r>
+        <w:rPr>
+          <w:rFonts w:ascii="Tahoma" w:hAnsi="Tahoma" w:cs="Tahoma"/>
+          <w:sz w:val="20"/>
+        </w:rPr>
+        <w:t xml:space="preserve">), </w:t>
+      </w:r>
+      <w:r>
+        <w:rPr>
+          <w:rFonts w:ascii="Tahoma" w:hAnsi="Tahoma" w:cs="Tahoma"/>
+          <w:sz w:val="20"/>
+        </w:rPr>
+        <w:t>Agents</w:t>
+      </w:r>
+      <w:r>
+        <w:rPr>
+          <w:rFonts w:ascii="Tahoma" w:hAnsi="Tahoma" w:cs="Tahoma"/>
+          <w:sz w:val="20"/>
+        </w:rPr>
+        <w:t>, comprehend</w:t>
+      </w:r>
+      <w:r>
+        <w:rPr>
+          <w:rFonts w:ascii="Tahoma" w:hAnsi="Tahoma" w:cs="Tahoma"/>
+          <w:sz w:val="20"/>
+        </w:rPr>
+        <w:t xml:space="preserve">, OpenAI Eval, </w:t>
+      </w:r>
+      <w:r>
+        <w:rPr>
+          <w:rFonts w:ascii="Tahoma" w:hAnsi="Tahoma" w:cs="Tahoma"/>
+          <w:sz w:val="20"/>
+        </w:rPr>
+        <w:t>LLM-</w:t>
+      </w:r>
+      <w:r>
+        <w:rPr>
+          <w:rFonts w:ascii="Tahoma" w:hAnsi="Tahoma" w:cs="Tahoma"/>
+          <w:sz w:val="20"/>
+        </w:rPr>
+        <w:t>as</w:t>
+      </w:r>
+      <w:r>
+        <w:rPr>
+          <w:rFonts w:ascii="Tahoma" w:hAnsi="Tahoma" w:cs="Tahoma"/>
+          <w:sz w:val="20"/>
+        </w:rPr>
+        <w:t>-</w:t>
+      </w:r>
+      <w:r>
+        <w:rPr>
+          <w:rFonts w:ascii="Tahoma" w:hAnsi="Tahoma" w:cs="Tahoma"/>
+          <w:sz w:val="20"/>
+        </w:rPr>
+        <w:t>Judge</w:t>
+      </w:r>
+    </w:p>
+    <w:p>
+      <w:pPr>
+        <w:jc w:val="left"/>
+        <w:rPr>
+          <w:rFonts w:ascii="Tahoma" w:hAnsi="Tahoma" w:cs="Tahoma"/>
+          <w:sz w:val="20"/>
+        </w:rPr>
+      </w:pPr>
+      <w:r>
+        <w:rPr>
+          <w:rFonts w:ascii="Tahoma" w:hAnsi="Tahoma" w:cs="Tahoma"/>
+          <w:sz w:val="20"/>
+        </w:rPr>
+        <w:t xml:space="preserve">      Explainability Framework: LIME, SHAP</w:t>
+      </w:r>
+    </w:p>
+    <w:p>
+      <w:pPr>
+        <w:jc w:val="left"/>
+        <w:rPr>
+          <w:rFonts w:ascii="Tahoma" w:hAnsi="Tahoma" w:cs="Tahoma"/>
+          <w:sz w:val="20"/>
+        </w:rPr>
+      </w:pPr>
+      <w:r>
+        <w:rPr>
+          <w:rFonts w:ascii="Tahoma" w:hAnsi="Tahoma" w:cs="Tahoma"/>
+          <w:sz w:val="20"/>
+        </w:rPr>
+        <w:t xml:space="preserve">      </w:t>
+      </w:r>
+      <w:r>
+        <w:rPr>
+          <w:rFonts w:ascii="Tahoma" w:hAnsi="Tahoma" w:cs="Tahoma"/>
+          <w:sz w:val="20"/>
+        </w:rPr>
+        <w:t>Distributed computing: Databricks</w:t>
+      </w:r>
+      <w:r>
+        <w:rPr>
+          <w:rFonts w:ascii="Tahoma" w:hAnsi="Tahoma" w:cs="Tahoma"/>
+          <w:sz w:val="20"/>
+        </w:rPr>
+        <w:t xml:space="preserve">, </w:t>
+      </w:r>
+      <w:r>
+        <w:rPr>
+          <w:rFonts w:ascii="Tahoma" w:hAnsi="Tahoma" w:cs="Tahoma"/>
+          <w:sz w:val="20"/>
+        </w:rPr>
+        <w:t>Bedrock</w:t>
+      </w:r>
+      <w:r>
+        <w:rPr>
+          <w:rFonts w:ascii="Tahoma" w:hAnsi="Tahoma" w:cs="Tahoma"/>
+          <w:sz w:val="20"/>
+        </w:rPr>
+        <w:t xml:space="preserve">, </w:t>
+      </w:r>
+      <w:r>
+        <w:rPr>
+          <w:rFonts w:ascii="Tahoma" w:hAnsi="Tahoma" w:cs="Tahoma"/>
+          <w:sz w:val="20"/>
+        </w:rPr>
+        <w:t>PySpark, Glue ETL, Kafka</w:t>
+      </w:r>
+    </w:p>
+    <w:p>
+      <w:pPr>
+        <w:jc w:val="left"/>
+        <w:rPr>
+          <w:rFonts w:ascii="Tahoma" w:hAnsi="Tahoma" w:cs="Tahoma"/>
+          <w:sz w:val="20"/>
+        </w:rPr>
+      </w:pPr>
+      <w:r>
+        <w:rPr>
+          <w:rFonts w:ascii="Tahoma" w:hAnsi="Tahoma" w:cs="Tahoma"/>
+          <w:sz w:val="20"/>
+        </w:rPr>
+        <w:t xml:space="preserve">      MLOps: Sagemaker,</w:t>
+      </w:r>
+      <w:r>
+        <w:rPr>
+          <w:rFonts w:ascii="Tahoma" w:hAnsi="Tahoma" w:cs="Tahoma"/>
+          <w:sz w:val="20"/>
+        </w:rPr>
+        <w:t xml:space="preserve"> </w:t>
+      </w:r>
+      <w:r>
+        <w:rPr>
+          <w:rFonts w:ascii="Tahoma" w:hAnsi="Tahoma" w:cs="Tahoma"/>
+          <w:sz w:val="20"/>
+        </w:rPr>
+        <w:t>Spinnaker</w:t>
+      </w:r>
+      <w:r>
+        <w:rPr>
+          <w:rFonts w:ascii="Tahoma" w:hAnsi="Tahoma" w:cs="Tahoma"/>
+          <w:sz w:val="20"/>
+        </w:rPr>
+        <w:t>, Jenkins</w:t>
+      </w:r>
+      <w:r>
+        <w:rPr>
+          <w:rFonts w:ascii="Tahoma" w:hAnsi="Tahoma" w:cs="Tahoma"/>
+          <w:sz w:val="20"/>
+        </w:rPr>
+        <w:t xml:space="preserve">, </w:t>
+      </w:r>
+      <w:r>
+        <w:rPr>
+          <w:rFonts w:ascii="Tahoma" w:hAnsi="Tahoma" w:cs="Tahoma"/>
+          <w:sz w:val="20"/>
+        </w:rPr>
+        <w:t>G</w:t>
+      </w:r>
+      <w:r>
+        <w:rPr>
+          <w:rFonts w:ascii="Tahoma" w:hAnsi="Tahoma" w:cs="Tahoma"/>
+          <w:sz w:val="20"/>
+        </w:rPr>
+        <w:t>it</w:t>
+      </w:r>
+      <w:r>
+        <w:rPr>
+          <w:rFonts w:ascii="Tahoma" w:hAnsi="Tahoma" w:cs="Tahoma"/>
+          <w:sz w:val="20"/>
+        </w:rPr>
+        <w:t>, CloudFormation, Terraform</w:t>
+      </w:r>
+      <w:r>
+        <w:rPr>
+          <w:rFonts w:ascii="Tahoma" w:hAnsi="Tahoma" w:cs="Tahoma"/>
+          <w:sz w:val="20"/>
+        </w:rPr>
+        <w:t xml:space="preserve">, </w:t>
+      </w:r>
+      <w:r>
+        <w:rPr>
+          <w:rFonts w:ascii="Tahoma" w:hAnsi="Tahoma" w:cs="Tahoma"/>
+          <w:sz w:val="20"/>
+        </w:rPr>
+        <w:t>MLFlow, Optuna</w:t>
+      </w:r>
+    </w:p>
+    <w:p>
+      <w:pPr>
+        <w:jc w:val="left"/>
+        <w:rPr>
+          <w:rFonts w:ascii="Tahoma" w:hAnsi="Tahoma" w:cs="Tahoma"/>
+          <w:sz w:val="20"/>
+        </w:rPr>
+      </w:pPr>
+      <w:r>
+        <w:rPr>
+          <w:rFonts w:ascii="Tahoma" w:hAnsi="Tahoma" w:cs="Tahoma"/>
+          <w:sz w:val="20"/>
+        </w:rPr>
+        <w:t xml:space="preserve">      </w:t>
+      </w:r>
+      <w:r>
+        <w:rPr>
+          <w:rFonts w:ascii="Tahoma" w:hAnsi="Tahoma" w:cs="Tahoma"/>
+          <w:sz w:val="20"/>
+        </w:rPr>
+        <w:t xml:space="preserve">Containerization &amp; orchestration: </w:t>
+      </w:r>
+      <w:r>
+        <w:rPr>
+          <w:rFonts w:ascii="Tahoma" w:hAnsi="Tahoma" w:cs="Tahoma"/>
+          <w:sz w:val="20"/>
+        </w:rPr>
+        <w:t>ECS</w:t>
+      </w:r>
+      <w:r>
+        <w:rPr>
+          <w:rFonts w:ascii="Tahoma" w:hAnsi="Tahoma" w:cs="Tahoma"/>
+          <w:sz w:val="20"/>
+        </w:rPr>
+        <w:t>, Kubernetes</w:t>
       </w:r>
       <w:r>
         <w:rPr>
@@ -842,490 +1221,7 @@
           <w:rFonts w:ascii="Tahoma" w:hAnsi="Tahoma" w:cs="Tahoma"/>
           <w:sz w:val="20"/>
         </w:rPr>
-        <w:t>rag-sdk</w:t>
-      </w:r>
-      <w:r>
-        <w:rPr>
-          <w:rFonts w:ascii="Tahoma" w:hAnsi="Tahoma" w:cs="Tahoma"/>
-          <w:sz w:val="20"/>
-        </w:rPr>
-        <w:t>, Java</w:t>
-      </w:r>
-    </w:p>
-    <w:p>
-      <w:pPr>
-        <w:jc w:val="left"/>
-        <w:rPr>
-          <w:rFonts w:ascii="Tahoma" w:hAnsi="Tahoma" w:cs="Tahoma"/>
-          <w:sz w:val="20"/>
-        </w:rPr>
-      </w:pPr>
-      <w:r>
-        <w:rPr>
-          <w:rFonts w:ascii="Tahoma" w:hAnsi="Tahoma" w:cs="Tahoma"/>
-          <w:sz w:val="20"/>
-        </w:rPr>
-        <w:t xml:space="preserve">      </w:t>
-      </w:r>
-      <w:r>
-        <w:rPr>
-          <w:rFonts w:ascii="Tahoma" w:hAnsi="Tahoma" w:cs="Tahoma"/>
-          <w:sz w:val="20"/>
-        </w:rPr>
-        <w:t>ML/DL frameworks:</w:t>
-      </w:r>
-      <w:r>
-        <w:rPr>
-          <w:rFonts w:ascii="Tahoma" w:hAnsi="Tahoma" w:cs="Tahoma"/>
-          <w:sz w:val="20"/>
-        </w:rPr>
-        <w:t xml:space="preserve"> TensorFlow,</w:t>
-      </w:r>
-      <w:r>
-        <w:rPr>
-          <w:rFonts w:ascii="Tahoma" w:hAnsi="Tahoma" w:cs="Tahoma"/>
-          <w:sz w:val="20"/>
-        </w:rPr>
-        <w:t xml:space="preserve"> PyTorch, scikit-learn, Keras</w:t>
-      </w:r>
-      <w:r>
-        <w:rPr>
-          <w:rFonts w:ascii="Tahoma" w:hAnsi="Tahoma" w:cs="Tahoma"/>
-          <w:sz w:val="20"/>
-        </w:rPr>
-        <w:t>, langgraph</w:t>
-      </w:r>
-      <w:r>
-        <w:rPr>
-          <w:rFonts w:ascii="Tahoma" w:hAnsi="Tahoma" w:cs="Tahoma"/>
-          <w:sz w:val="20"/>
-        </w:rPr>
-        <w:t xml:space="preserve">, pymc, </w:t>
-      </w:r>
-      <w:r>
-        <w:rPr>
-          <w:rFonts w:ascii="Tahoma" w:hAnsi="Tahoma" w:cs="Tahoma"/>
-          <w:sz w:val="20"/>
-        </w:rPr>
-        <w:t>P</w:t>
-      </w:r>
-      <w:r>
-        <w:rPr>
-          <w:rFonts w:ascii="Tahoma" w:hAnsi="Tahoma" w:cs="Tahoma"/>
-          <w:sz w:val="20"/>
-        </w:rPr>
-        <w:t>yod</w:t>
-      </w:r>
-    </w:p>
-    <w:p>
-      <w:pPr>
-        <w:jc w:val="left"/>
-        <w:rPr>
-          <w:rFonts w:ascii="Tahoma" w:hAnsi="Tahoma" w:cs="Tahoma"/>
-          <w:sz w:val="20"/>
-        </w:rPr>
-      </w:pPr>
-      <w:r>
-        <w:rPr>
-          <w:rFonts w:ascii="Tahoma" w:hAnsi="Tahoma" w:cs="Tahoma"/>
-          <w:sz w:val="20"/>
-        </w:rPr>
-        <w:t xml:space="preserve">      </w:t>
-      </w:r>
-      <w:r>
-        <w:rPr>
-          <w:rFonts w:ascii="Tahoma" w:hAnsi="Tahoma" w:cs="Tahoma"/>
-          <w:sz w:val="20"/>
-        </w:rPr>
-        <w:t>M</w:t>
-      </w:r>
-      <w:r>
-        <w:rPr>
-          <w:rFonts w:ascii="Tahoma" w:hAnsi="Tahoma" w:cs="Tahoma"/>
-          <w:sz w:val="20"/>
-        </w:rPr>
-        <w:t>achine Learning:</w:t>
-      </w:r>
-      <w:r>
-        <w:rPr>
-          <w:rFonts w:ascii="Tahoma" w:hAnsi="Tahoma" w:cs="Tahoma"/>
-          <w:sz w:val="20"/>
-        </w:rPr>
-        <w:t xml:space="preserve"> Supervised &amp; Unsupervised Learning</w:t>
-      </w:r>
-      <w:r>
-        <w:rPr>
-          <w:rFonts w:ascii="Tahoma" w:hAnsi="Tahoma" w:cs="Tahoma"/>
-          <w:sz w:val="20"/>
-        </w:rPr>
-        <w:t>, Bayesian and Time-Series</w:t>
-      </w:r>
-      <w:r>
-        <w:rPr>
-          <w:rFonts w:ascii="Tahoma" w:hAnsi="Tahoma" w:cs="Tahoma"/>
-          <w:sz w:val="20"/>
-        </w:rPr>
-        <w:t>, A/B Testing</w:t>
-      </w:r>
-    </w:p>
-    <w:p>
-      <w:pPr>
-        <w:jc w:val="left"/>
-        <w:rPr>
-          <w:rFonts w:ascii="Tahoma" w:hAnsi="Tahoma" w:cs="Tahoma"/>
-          <w:sz w:val="20"/>
-        </w:rPr>
-      </w:pPr>
-      <w:r>
-        <w:rPr>
-          <w:rFonts w:ascii="Tahoma" w:hAnsi="Tahoma" w:cs="Tahoma"/>
-          <w:sz w:val="20"/>
-        </w:rPr>
-        <w:t xml:space="preserve">      </w:t>
-      </w:r>
-      <w:r>
-        <w:rPr>
-          <w:rFonts w:ascii="Tahoma" w:hAnsi="Tahoma" w:cs="Tahoma"/>
-          <w:sz w:val="20"/>
-        </w:rPr>
-        <w:t>LLM:</w:t>
-      </w:r>
-      <w:r>
-        <w:rPr>
-          <w:rFonts w:ascii="Tahoma" w:hAnsi="Tahoma" w:cs="Tahoma"/>
-          <w:sz w:val="20"/>
-        </w:rPr>
-        <w:t xml:space="preserve"> </w:t>
-      </w:r>
-      <w:r>
-        <w:rPr>
-          <w:rFonts w:ascii="Tahoma" w:hAnsi="Tahoma" w:cs="Tahoma"/>
-          <w:sz w:val="20"/>
-        </w:rPr>
-        <w:t>RAG (</w:t>
-      </w:r>
-      <w:r>
-        <w:rPr>
-          <w:rFonts w:ascii="Tahoma" w:hAnsi="Tahoma" w:cs="Tahoma"/>
-          <w:sz w:val="20"/>
-        </w:rPr>
-        <w:t>using OpenSearch</w:t>
-      </w:r>
-      <w:r>
-        <w:rPr>
-          <w:rFonts w:ascii="Tahoma" w:hAnsi="Tahoma" w:cs="Tahoma"/>
-          <w:sz w:val="20"/>
-        </w:rPr>
-        <w:t xml:space="preserve">), </w:t>
-      </w:r>
-      <w:r>
-        <w:rPr>
-          <w:rFonts w:ascii="Tahoma" w:hAnsi="Tahoma" w:cs="Tahoma"/>
-          <w:sz w:val="20"/>
-        </w:rPr>
-        <w:t>Agents</w:t>
-      </w:r>
-      <w:r>
-        <w:rPr>
-          <w:rFonts w:ascii="Tahoma" w:hAnsi="Tahoma" w:cs="Tahoma"/>
-          <w:sz w:val="20"/>
-        </w:rPr>
-        <w:t>, comprehend</w:t>
-      </w:r>
-      <w:r>
-        <w:rPr>
-          <w:rFonts w:ascii="Tahoma" w:hAnsi="Tahoma" w:cs="Tahoma"/>
-          <w:sz w:val="20"/>
-        </w:rPr>
-        <w:t>, OpenAI Eval, llm as Judge</w:t>
-      </w:r>
-    </w:p>
-    <w:p>
-      <w:pPr>
-        <w:jc w:val="left"/>
-        <w:rPr>
-          <w:rFonts w:ascii="Tahoma" w:hAnsi="Tahoma" w:cs="Tahoma"/>
-          <w:sz w:val="20"/>
-        </w:rPr>
-      </w:pPr>
-      <w:r>
-        <w:rPr>
-          <w:rFonts w:ascii="Tahoma" w:hAnsi="Tahoma" w:cs="Tahoma"/>
-          <w:sz w:val="20"/>
-        </w:rPr>
-        <w:t xml:space="preserve">      </w:t>
-      </w:r>
-      <w:r>
-        <w:rPr>
-          <w:rFonts w:ascii="Tahoma" w:hAnsi="Tahoma" w:cs="Tahoma"/>
-          <w:sz w:val="20"/>
-        </w:rPr>
-        <w:t xml:space="preserve">Containerization &amp; orchestration: </w:t>
-      </w:r>
-      <w:r>
-        <w:rPr>
-          <w:rFonts w:ascii="Tahoma" w:hAnsi="Tahoma" w:cs="Tahoma"/>
-          <w:sz w:val="20"/>
-        </w:rPr>
-        <w:t>ECS</w:t>
-      </w:r>
-      <w:r>
-        <w:rPr>
-          <w:rFonts w:ascii="Tahoma" w:hAnsi="Tahoma" w:cs="Tahoma"/>
-          <w:sz w:val="20"/>
-        </w:rPr>
-        <w:t>, Kubernetes</w:t>
-      </w:r>
-      <w:r>
-        <w:rPr>
-          <w:rFonts w:ascii="Tahoma" w:hAnsi="Tahoma" w:cs="Tahoma"/>
-          <w:sz w:val="20"/>
-        </w:rPr>
-        <w:t>,</w:t>
-      </w:r>
-      <w:r>
-        <w:rPr>
-          <w:rFonts w:ascii="Tahoma" w:hAnsi="Tahoma" w:cs="Tahoma"/>
-          <w:sz w:val="20"/>
-        </w:rPr>
-        <w:t xml:space="preserve"> </w:t>
-      </w:r>
-      <w:r>
-        <w:rPr>
-          <w:rFonts w:ascii="Tahoma" w:hAnsi="Tahoma" w:cs="Tahoma"/>
-          <w:sz w:val="20"/>
-        </w:rPr>
         <w:t>Lambdas</w:t>
-      </w:r>
-    </w:p>
-    <w:p>
-      <w:pPr>
-        <w:jc w:val="left"/>
-        <w:rPr>
-          <w:rFonts w:ascii="Tahoma" w:hAnsi="Tahoma" w:cs="Tahoma"/>
-          <w:sz w:val="20"/>
-        </w:rPr>
-      </w:pPr>
-      <w:r>
-        <w:rPr>
-          <w:rFonts w:ascii="Tahoma" w:hAnsi="Tahoma" w:cs="Tahoma"/>
-          <w:sz w:val="20"/>
-        </w:rPr>
-        <w:t xml:space="preserve">      </w:t>
-      </w:r>
-      <w:r>
-        <w:rPr>
-          <w:rFonts w:ascii="Tahoma" w:hAnsi="Tahoma" w:cs="Tahoma"/>
-          <w:sz w:val="20"/>
-        </w:rPr>
-        <w:t>Distributed computing: Databricks</w:t>
-      </w:r>
-      <w:r>
-        <w:rPr>
-          <w:rFonts w:ascii="Tahoma" w:hAnsi="Tahoma" w:cs="Tahoma"/>
-          <w:sz w:val="20"/>
-        </w:rPr>
-        <w:t>,</w:t>
-      </w:r>
-      <w:r>
-        <w:rPr>
-          <w:rFonts w:ascii="Tahoma" w:hAnsi="Tahoma" w:cs="Tahoma"/>
-          <w:sz w:val="20"/>
-        </w:rPr>
-        <w:t xml:space="preserve"> </w:t>
-      </w:r>
-      <w:r>
-        <w:rPr>
-          <w:rFonts w:ascii="Tahoma" w:hAnsi="Tahoma" w:cs="Tahoma"/>
-          <w:sz w:val="20"/>
-        </w:rPr>
-        <w:t>BedRock</w:t>
-      </w:r>
-      <w:r>
-        <w:rPr>
-          <w:rFonts w:ascii="Tahoma" w:hAnsi="Tahoma" w:cs="Tahoma"/>
-          <w:sz w:val="20"/>
-        </w:rPr>
-        <w:t xml:space="preserve">, </w:t>
-      </w:r>
-      <w:r>
-        <w:rPr>
-          <w:rFonts w:ascii="Tahoma" w:hAnsi="Tahoma" w:cs="Tahoma"/>
-          <w:sz w:val="20"/>
-        </w:rPr>
-        <w:t>PySpark, Glue ETL</w:t>
-      </w:r>
-      <w:r>
-        <w:rPr>
-          <w:rFonts w:ascii="Tahoma" w:hAnsi="Tahoma" w:cs="Tahoma"/>
-          <w:sz w:val="20"/>
-        </w:rPr>
-        <w:t>, Kafka</w:t>
-      </w:r>
-    </w:p>
-    <w:p>
-      <w:pPr>
-        <w:jc w:val="left"/>
-        <w:rPr>
-          <w:rFonts w:ascii="Tahoma" w:hAnsi="Tahoma" w:cs="Tahoma"/>
-          <w:sz w:val="20"/>
-        </w:rPr>
-      </w:pPr>
-      <w:r>
-        <w:rPr>
-          <w:rFonts w:ascii="Tahoma" w:hAnsi="Tahoma" w:cs="Tahoma"/>
-          <w:sz w:val="20"/>
-        </w:rPr>
-        <w:t xml:space="preserve">      </w:t>
-      </w:r>
-      <w:r>
-        <w:rPr>
-          <w:rFonts w:ascii="Tahoma" w:hAnsi="Tahoma" w:cs="Tahoma"/>
-          <w:sz w:val="20"/>
-        </w:rPr>
-        <w:t xml:space="preserve">MLOps: </w:t>
-      </w:r>
-      <w:r>
-        <w:rPr>
-          <w:rFonts w:ascii="Tahoma" w:hAnsi="Tahoma" w:cs="Tahoma"/>
-          <w:sz w:val="20"/>
-        </w:rPr>
-        <w:t>Sagemaker</w:t>
-      </w:r>
-      <w:r>
-        <w:rPr>
-          <w:rFonts w:ascii="Tahoma" w:hAnsi="Tahoma" w:cs="Tahoma"/>
-          <w:sz w:val="20"/>
-        </w:rPr>
-        <w:t>,</w:t>
-      </w:r>
-      <w:r>
-        <w:rPr>
-          <w:rFonts w:ascii="Tahoma" w:hAnsi="Tahoma" w:cs="Tahoma"/>
-          <w:sz w:val="20"/>
-        </w:rPr>
-        <w:t xml:space="preserve"> </w:t>
-      </w:r>
-      <w:r>
-        <w:rPr>
-          <w:rFonts w:ascii="Tahoma" w:hAnsi="Tahoma" w:cs="Tahoma"/>
-          <w:sz w:val="20"/>
-        </w:rPr>
-        <w:t>Spinnaker</w:t>
-      </w:r>
-      <w:r>
-        <w:rPr>
-          <w:rFonts w:ascii="Tahoma" w:hAnsi="Tahoma" w:cs="Tahoma"/>
-          <w:sz w:val="20"/>
-        </w:rPr>
-        <w:t>,</w:t>
-      </w:r>
-      <w:r>
-        <w:rPr>
-          <w:rFonts w:ascii="Tahoma" w:hAnsi="Tahoma" w:cs="Tahoma"/>
-          <w:sz w:val="20"/>
-        </w:rPr>
-        <w:t xml:space="preserve"> J</w:t>
-      </w:r>
-      <w:r>
-        <w:rPr>
-          <w:rFonts w:ascii="Tahoma" w:hAnsi="Tahoma" w:cs="Tahoma"/>
-          <w:sz w:val="20"/>
-        </w:rPr>
-        <w:t>enkins</w:t>
-      </w:r>
-      <w:r>
-        <w:rPr>
-          <w:rFonts w:ascii="Tahoma" w:hAnsi="Tahoma" w:cs="Tahoma"/>
-          <w:sz w:val="20"/>
-        </w:rPr>
-        <w:t xml:space="preserve">, </w:t>
-      </w:r>
-      <w:r>
-        <w:rPr>
-          <w:rFonts w:ascii="Tahoma" w:hAnsi="Tahoma" w:cs="Tahoma"/>
-          <w:sz w:val="20"/>
-        </w:rPr>
-        <w:t>G</w:t>
-      </w:r>
-      <w:r>
-        <w:rPr>
-          <w:rFonts w:ascii="Tahoma" w:hAnsi="Tahoma" w:cs="Tahoma"/>
-          <w:sz w:val="20"/>
-        </w:rPr>
-        <w:t>it</w:t>
-      </w:r>
-      <w:r>
-        <w:rPr>
-          <w:rFonts w:ascii="Tahoma" w:hAnsi="Tahoma" w:cs="Tahoma"/>
-          <w:sz w:val="20"/>
-        </w:rPr>
-        <w:t>,</w:t>
-      </w:r>
-      <w:r>
-        <w:rPr>
-          <w:rFonts w:ascii="Tahoma" w:hAnsi="Tahoma" w:cs="Tahoma"/>
-          <w:sz w:val="20"/>
-        </w:rPr>
-        <w:t xml:space="preserve"> CloudFormation, T</w:t>
-      </w:r>
-      <w:r>
-        <w:rPr>
-          <w:rFonts w:ascii="Tahoma" w:hAnsi="Tahoma" w:cs="Tahoma"/>
-          <w:sz w:val="20"/>
-        </w:rPr>
-        <w:t>erraform</w:t>
-      </w:r>
-      <w:r>
-        <w:rPr>
-          <w:rFonts w:ascii="Tahoma" w:hAnsi="Tahoma" w:cs="Tahoma"/>
-          <w:sz w:val="20"/>
-        </w:rPr>
-        <w:t xml:space="preserve">, </w:t>
-      </w:r>
-      <w:r>
-        <w:rPr>
-          <w:rFonts w:ascii="Tahoma" w:hAnsi="Tahoma" w:cs="Tahoma"/>
-          <w:sz w:val="20"/>
-        </w:rPr>
-        <w:t>MLFlow</w:t>
-      </w:r>
-      <w:r>
-        <w:rPr>
-          <w:rFonts w:ascii="Tahoma" w:hAnsi="Tahoma" w:cs="Tahoma"/>
-          <w:sz w:val="20"/>
-        </w:rPr>
-        <w:t>,</w:t>
-      </w:r>
-      <w:r>
-        <w:rPr>
-          <w:rFonts w:ascii="Tahoma" w:hAnsi="Tahoma" w:cs="Tahoma"/>
-          <w:sz w:val="20"/>
-        </w:rPr>
-        <w:t xml:space="preserve"> O</w:t>
-      </w:r>
-      <w:r>
-        <w:rPr>
-          <w:rFonts w:ascii="Tahoma" w:hAnsi="Tahoma" w:cs="Tahoma"/>
-          <w:sz w:val="20"/>
-        </w:rPr>
-        <w:t>ptuna</w:t>
-      </w:r>
-    </w:p>
-    <w:p>
-      <w:pPr>
-        <w:jc w:val="left"/>
-        <w:rPr>
-          <w:rFonts w:ascii="Tahoma" w:hAnsi="Tahoma" w:cs="Tahoma"/>
-          <w:sz w:val="20"/>
-        </w:rPr>
-      </w:pPr>
-      <w:r>
-        <w:rPr>
-          <w:rFonts w:ascii="Tahoma" w:hAnsi="Tahoma" w:cs="Tahoma"/>
-          <w:sz w:val="20"/>
-        </w:rPr>
-        <w:t xml:space="preserve">      Explainability Framework: LIME, SHAP</w:t>
       </w:r>
     </w:p>
     <w:p>
@@ -1685,47 +1581,7 @@
           <w:sz w:val="20"/>
           <w:szCs w:val="20"/>
         </w:rPr>
-        <w:t xml:space="preserve">Engineered a machine learning-based Observability Scoring Model </w:t>
-      </w:r>
-      <w:r>
-        <w:rPr>
-          <w:rFonts w:ascii="Tahoma" w:eastAsia="Times New Roman" w:hAnsi="Tahoma" w:cs="Tahoma"/>
-          <w:sz w:val="20"/>
-          <w:szCs w:val="20"/>
-        </w:rPr>
-        <w:t>for a Seal (Application unique ID)</w:t>
-      </w:r>
-      <w:r>
-        <w:rPr>
-          <w:rFonts w:ascii="Tahoma" w:eastAsia="Times New Roman" w:hAnsi="Tahoma" w:cs="Tahoma"/>
-          <w:sz w:val="20"/>
-          <w:szCs w:val="20"/>
-        </w:rPr>
-        <w:t xml:space="preserve"> -</w:t>
-      </w:r>
-      <w:r>
-        <w:rPr>
-          <w:rFonts w:ascii="Tahoma" w:eastAsia="Times New Roman" w:hAnsi="Tahoma" w:cs="Tahoma"/>
-          <w:sz w:val="20"/>
-          <w:szCs w:val="20"/>
-        </w:rPr>
-        <w:t xml:space="preserve"> analogous to a FICO credit score</w:t>
-      </w:r>
-      <w:r>
-        <w:rPr>
-          <w:rFonts w:ascii="Tahoma" w:eastAsia="Times New Roman" w:hAnsi="Tahoma" w:cs="Tahoma"/>
-          <w:sz w:val="20"/>
-          <w:szCs w:val="20"/>
-        </w:rPr>
-        <w:t xml:space="preserve">, </w:t>
-      </w:r>
-      <w:r>
-        <w:rPr>
-          <w:rFonts w:ascii="Tahoma" w:eastAsia="Times New Roman" w:hAnsi="Tahoma" w:cs="Tahoma"/>
-          <w:sz w:val="20"/>
-          <w:szCs w:val="20"/>
-        </w:rPr>
-        <w:t>that synthesizes operational factors including SEAL farm breaks, incident counts, alert volumes, production outages, and APM tool configuration coverage into a unified application-level score, enabling leadership to drive data-informed budgeting decisions.</w:t>
+        <w:t>Research reusable framework using PySpark for automated ingesting and feature engineering across multiple APM datasources (Splunk, Kibana, Dynatrace) reducing feature development time from 4 weeks to one sprint per model.</w:t>
       </w:r>
     </w:p>
     <w:p>
@@ -1737,19 +1593,26 @@
         </w:numPr>
         <w:spacing w:line="276" w:lineRule="auto"/>
         <w:rPr>
-          <w:rFonts w:ascii="Tahoma" w:hAnsi="Tahoma" w:cs="Tahoma"/>
+          <w:rFonts w:ascii="Tahoma" w:eastAsia="Times New Roman" w:hAnsi="Tahoma" w:cs="Tahoma"/>
           <w:sz w:val="20"/>
           <w:szCs w:val="20"/>
         </w:rPr>
       </w:pPr>
       <w:r>
         <w:rPr>
-          <w:rFonts w:ascii="Tahoma" w:hAnsi="Tahoma" w:cs="Tahoma"/>
+          <w:rFonts w:ascii="Tahoma" w:eastAsia="Times New Roman" w:hAnsi="Tahoma" w:cs="Tahoma"/>
           <w:sz w:val="20"/>
           <w:szCs w:val="20"/>
         </w:rPr>
-        <w:lastRenderedPageBreak/>
-        <w:t>Developed an agentic GenAI solution for automated validation by integrating a time-aware RAG architecture with temporal reranking, freshness-aware retrieval, fine-tuned domain-specific models, and an LLM-as-judge evaluation framework, with scalable inference served through Amazon Bedrock.</w:t>
+        <w:t>Collaborate with cross functional data science teams to validate model-ready datasets and ensure thorough feature documentation, reducing onboarding time by 35%</w:t>
+      </w:r>
+      <w:r>
+        <w:rPr>
+          <w:rFonts w:ascii="Tahoma" w:eastAsia="Times New Roman" w:hAnsi="Tahoma" w:cs="Tahoma"/>
+          <w:sz w:val="20"/>
+          <w:szCs w:val="20"/>
+        </w:rPr>
+        <w:t>.</w:t>
       </w:r>
     </w:p>
     <w:p>
@@ -1772,39 +1635,7 @@
           <w:sz w:val="20"/>
           <w:szCs w:val="20"/>
         </w:rPr>
-        <w:t>Architected</w:t>
-      </w:r>
-      <w:r>
-        <w:rPr>
-          <w:rFonts w:ascii="Tahoma" w:eastAsia="Times New Roman" w:hAnsi="Tahoma" w:cs="Tahoma"/>
-          <w:sz w:val="20"/>
-          <w:szCs w:val="20"/>
-        </w:rPr>
-        <w:t xml:space="preserve"> and </w:t>
-      </w:r>
-      <w:r>
-        <w:rPr>
-          <w:rFonts w:ascii="Tahoma" w:eastAsia="Times New Roman" w:hAnsi="Tahoma" w:cs="Tahoma"/>
-          <w:sz w:val="20"/>
-          <w:szCs w:val="20"/>
-        </w:rPr>
-        <w:t>deployed</w:t>
-      </w:r>
-      <w:r>
-        <w:rPr>
-          <w:rFonts w:ascii="Tahoma" w:eastAsia="Times New Roman" w:hAnsi="Tahoma" w:cs="Tahoma"/>
-          <w:sz w:val="20"/>
-          <w:szCs w:val="20"/>
-        </w:rPr>
-        <w:t xml:space="preserve"> batch serving pipelines for large-scale model inference, leveraging PySpark and Amazon EMR for distributed data processing to support high-throughput, scalable prediction workloads</w:t>
-      </w:r>
-      <w:r>
-        <w:rPr>
-          <w:rFonts w:ascii="Tahoma" w:eastAsia="Times New Roman" w:hAnsi="Tahoma" w:cs="Tahoma"/>
-          <w:sz w:val="20"/>
-          <w:szCs w:val="20"/>
-        </w:rPr>
-        <w:t>.</w:t>
+        <w:t>Engineered a machine learning-based Observability Scoring Model for 80+ critical Seals (Application unique ID) - analogous to a FICO credit score, that synthesizes operational factors including vulnerability breaks, incident counts, alert volumes, production outages, and APM tool configuration coverage into a unified application-level score, enabling leadership to drive data-informed decisions.</w:t>
       </w:r>
     </w:p>
     <w:p>
@@ -1816,25 +1647,18 @@
         </w:numPr>
         <w:spacing w:line="276" w:lineRule="auto"/>
         <w:rPr>
-          <w:rFonts w:ascii="Tahoma" w:hAnsi="Tahoma" w:cs="Tahoma"/>
-          <w:sz w:val="20"/>
-        </w:rPr>
-      </w:pPr>
-      <w:r>
-        <w:rPr>
           <w:rFonts w:ascii="Tahoma" w:eastAsia="Times New Roman" w:hAnsi="Tahoma" w:cs="Tahoma"/>
           <w:sz w:val="20"/>
           <w:szCs w:val="20"/>
         </w:rPr>
-        <w:t>Work with business and product to establish KPI</w:t>
-      </w:r>
+      </w:pPr>
       <w:r>
         <w:rPr>
           <w:rFonts w:ascii="Tahoma" w:eastAsia="Times New Roman" w:hAnsi="Tahoma" w:cs="Tahoma"/>
           <w:sz w:val="20"/>
           <w:szCs w:val="20"/>
         </w:rPr>
-        <w:t>s</w:t>
+        <w:t>Developed an agentic GenAI solution for automated validation by integrating a time-aware RAG architecture with temporal reranking, freshness-aware retrieval, fine-tuned domain-specific models, and an LLM-as-judge evaluation framework, with scalable inference served through Amazon Bedroc</w:t>
       </w:r>
       <w:r>
         <w:rPr>
@@ -1842,47 +1666,7 @@
           <w:sz w:val="20"/>
           <w:szCs w:val="20"/>
         </w:rPr>
-        <w:t xml:space="preserve"> and </w:t>
-      </w:r>
-      <w:r>
-        <w:rPr>
-          <w:rFonts w:ascii="Tahoma" w:eastAsia="Times New Roman" w:hAnsi="Tahoma" w:cs="Tahoma"/>
-          <w:sz w:val="20"/>
-          <w:szCs w:val="20"/>
-        </w:rPr>
-        <w:t>SLOs</w:t>
-      </w:r>
-      <w:r>
-        <w:rPr>
-          <w:rFonts w:ascii="Tahoma" w:eastAsia="Times New Roman" w:hAnsi="Tahoma" w:cs="Tahoma"/>
-          <w:sz w:val="20"/>
-          <w:szCs w:val="20"/>
-        </w:rPr>
-        <w:t xml:space="preserve"> for </w:t>
-      </w:r>
-      <w:r>
-        <w:rPr>
-          <w:rFonts w:ascii="Tahoma" w:eastAsia="Times New Roman" w:hAnsi="Tahoma" w:cs="Tahoma"/>
-          <w:sz w:val="20"/>
-          <w:szCs w:val="20"/>
-        </w:rPr>
-        <w:t xml:space="preserve">ML </w:t>
-      </w:r>
-      <w:r>
-        <w:rPr>
-          <w:rFonts w:ascii="Tahoma" w:eastAsia="Times New Roman" w:hAnsi="Tahoma" w:cs="Tahoma"/>
-          <w:sz w:val="20"/>
-          <w:szCs w:val="20"/>
-        </w:rPr>
-        <w:t>applications</w:t>
-      </w:r>
-      <w:r>
-        <w:rPr>
-          <w:rFonts w:ascii="Tahoma" w:eastAsia="Times New Roman" w:hAnsi="Tahoma" w:cs="Tahoma"/>
-          <w:sz w:val="20"/>
-          <w:szCs w:val="20"/>
-        </w:rPr>
-        <w:t xml:space="preserve"> to detect data drift and prevent model performance degradation in production.</w:t>
+        <w:t>k.</w:t>
       </w:r>
     </w:p>
     <w:p>
@@ -1905,7 +1689,15 @@
           <w:sz w:val="20"/>
           <w:szCs w:val="20"/>
         </w:rPr>
-        <w:t>Conduct exploratory data analysis and discovery on raw data sources, incorporating business context to support model development.</w:t>
+        <w:t>Engineered a high-impact AIOps solution using a hybrid Machine Learning to analyze Splunk and Dynatrace tracing logs, accurately identifying and localizing application anomalies across multiple connected microservices improving mean time to detect under 2 hour</w:t>
+      </w:r>
+      <w:r>
+        <w:rPr>
+          <w:rFonts w:ascii="Tahoma" w:eastAsia="Times New Roman" w:hAnsi="Tahoma" w:cs="Tahoma"/>
+          <w:sz w:val="20"/>
+          <w:szCs w:val="20"/>
+        </w:rPr>
+        <w:t>s.</w:t>
       </w:r>
     </w:p>
     <w:p>
@@ -1928,30 +1720,7 @@
           <w:sz w:val="20"/>
           <w:szCs w:val="20"/>
         </w:rPr>
-        <w:t>Collaborate closely with data scientists to validate model-ready datasets and ensure thorough, accurate feature documentation.</w:t>
-      </w:r>
-    </w:p>
-    <w:p>
-      <w:pPr>
-        <w:pStyle w:val="NormalWeb"/>
-        <w:numPr>
-          <w:ilvl w:val="0"/>
-          <w:numId w:val="15"/>
-        </w:numPr>
-        <w:spacing w:before="0" w:beforeAutospacing="0"/>
-        <w:rPr>
-          <w:rFonts w:ascii="Tahoma" w:hAnsi="Tahoma" w:cs="Tahoma"/>
-          <w:sz w:val="20"/>
-          <w:szCs w:val="20"/>
-        </w:rPr>
-      </w:pPr>
-      <w:r>
-        <w:rPr>
-          <w:rFonts w:ascii="Tahoma" w:hAnsi="Tahoma" w:cs="Tahoma"/>
-          <w:sz w:val="20"/>
-          <w:szCs w:val="20"/>
-        </w:rPr>
-        <w:t>Orchestrated end-to-end scalable ML pipelines within AWS SageMaker, leveraging MLflow for comprehensive experiment tracking and reproducibility of feature set transformations.</w:t>
+        <w:t>Architected and implemented a secure, enterprise-grade RAG pipeline that ingested proprietary best practices code from a Git repository, custom-indexing the data to ground the internal Copilot (MCP server) and enforce application-specific resiliency patterns.</w:t>
       </w:r>
     </w:p>
     <w:p>
@@ -1974,31 +1743,7 @@
           <w:sz w:val="20"/>
           <w:szCs w:val="20"/>
         </w:rPr>
-        <w:t xml:space="preserve">Engineered and deployed scalable, containerized ML inference microservices using Amazon ECS and Fargate, resulting in highly available model serving endpoints and reducing prediction latency by </w:t>
-      </w:r>
-      <w:r>
-        <w:rPr>
-          <w:rFonts w:ascii="Tahoma" w:eastAsia="Times New Roman" w:hAnsi="Tahoma" w:cs="Tahoma"/>
-          <w:sz w:val="20"/>
-          <w:szCs w:val="20"/>
-        </w:rPr>
-        <w:t>15</w:t>
-      </w:r>
-      <w:r>
-        <w:rPr>
-          <w:rFonts w:ascii="Tahoma" w:eastAsia="Times New Roman" w:hAnsi="Tahoma" w:cs="Tahoma"/>
-          <w:sz w:val="20"/>
-          <w:szCs w:val="20"/>
-        </w:rPr>
-        <w:t>%</w:t>
-      </w:r>
-      <w:r>
-        <w:rPr>
-          <w:rFonts w:ascii="Tahoma" w:eastAsia="Times New Roman" w:hAnsi="Tahoma" w:cs="Tahoma"/>
-          <w:sz w:val="20"/>
-          <w:szCs w:val="20"/>
-        </w:rPr>
-        <w:t>.</w:t>
+        <w:t>Orchestrated end-to-end scalable ML pipelines within AWS SageMaker, leveraging MLflow for comprehensive experiment tracking and reproducibility-enabling complete reproducibility across 200+ experimental runs and reducing model iteration time by 30%.</w:t>
       </w:r>
     </w:p>
     <w:p>
@@ -2021,54 +1766,23 @@
           <w:sz w:val="20"/>
           <w:szCs w:val="20"/>
         </w:rPr>
-        <w:t>Develop and maintain model monitoring scripts, investigate alerts, and coordinate timely resolutions.</w:t>
-      </w:r>
-    </w:p>
-    <w:p>
-      <w:pPr>
-        <w:pStyle w:val="NormalWeb"/>
-        <w:numPr>
-          <w:ilvl w:val="0"/>
-          <w:numId w:val="15"/>
-        </w:numPr>
-        <w:spacing w:before="0" w:beforeAutospacing="0"/>
-        <w:rPr>
-          <w:rFonts w:ascii="Tahoma" w:hAnsi="Tahoma" w:cs="Tahoma"/>
+        <w:t>Enhanced</w:t>
+      </w:r>
+      <w:r>
+        <w:rPr>
+          <w:rFonts w:ascii="Tahoma" w:eastAsia="Times New Roman" w:hAnsi="Tahoma" w:cs="Tahoma"/>
           <w:sz w:val="20"/>
           <w:szCs w:val="20"/>
         </w:rPr>
-      </w:pPr>
-      <w:r>
-        <w:rPr>
-          <w:rFonts w:ascii="Tahoma" w:hAnsi="Tahoma" w:cs="Tahoma"/>
+        <w:t xml:space="preserve"> a batch ML pipeline for the Chase Amazon cobrand Shop with Points program, unifying heterogeneous data sources through AWS Glue ETL and PySpark on Amazon EMR, orchestrated via AWS Step Functions across hourly and peak season volume</w:t>
+      </w:r>
+      <w:r>
+        <w:rPr>
+          <w:rFonts w:ascii="Tahoma" w:eastAsia="Times New Roman" w:hAnsi="Tahoma" w:cs="Tahoma"/>
           <w:sz w:val="20"/>
           <w:szCs w:val="20"/>
         </w:rPr>
-        <w:t>Engineered</w:t>
-      </w:r>
-      <w:r>
-        <w:rPr>
-          <w:rFonts w:ascii="Tahoma" w:hAnsi="Tahoma" w:cs="Tahoma"/>
-          <w:sz w:val="20"/>
-          <w:szCs w:val="20"/>
-        </w:rPr>
-        <w:t xml:space="preserve"> a high-impact AIOps solution using a hybrid Machine Learning to analyze Splunk and Dynatrace tracing logs, accurately identifying and localizing </w:t>
-      </w:r>
-      <w:r>
-        <w:rPr>
-          <w:rFonts w:ascii="Tahoma" w:hAnsi="Tahoma" w:cs="Tahoma"/>
-          <w:sz w:val="20"/>
-          <w:szCs w:val="20"/>
-        </w:rPr>
-        <w:t>application</w:t>
-      </w:r>
-      <w:r>
-        <w:rPr>
-          <w:rFonts w:ascii="Tahoma" w:hAnsi="Tahoma" w:cs="Tahoma"/>
-          <w:sz w:val="20"/>
-          <w:szCs w:val="20"/>
-        </w:rPr>
-        <w:t xml:space="preserve"> anomalies across multiple connected microservices.</w:t>
+        <w:t>.</w:t>
       </w:r>
     </w:p>
     <w:p>
@@ -2091,7 +1805,53 @@
           <w:sz w:val="20"/>
           <w:szCs w:val="20"/>
         </w:rPr>
-        <w:t>Architected and implemented a secure, enterprise-grade RAG pipeline that ingested proprietary best practices code from a Git repository, custom-indexing the data to ground the internal Copilot (MCP server) and enforce application-specific resiliency patterns.</w:t>
+        <w:t>Engineered and deployed scalable, containerized ML inference microservices using Amazon ECS and Fargate, resulting in highly available model serving endpoints and reducing prediction latency by 15%.</w:t>
+      </w:r>
+    </w:p>
+    <w:p>
+      <w:pPr>
+        <w:pStyle w:val="ListParagraph"/>
+        <w:numPr>
+          <w:ilvl w:val="0"/>
+          <w:numId w:val="15"/>
+        </w:numPr>
+        <w:spacing w:line="276" w:lineRule="auto"/>
+        <w:rPr>
+          <w:rFonts w:ascii="Tahoma" w:eastAsia="Times New Roman" w:hAnsi="Tahoma" w:cs="Tahoma"/>
+          <w:sz w:val="20"/>
+          <w:szCs w:val="20"/>
+        </w:rPr>
+      </w:pPr>
+      <w:r>
+        <w:rPr>
+          <w:rFonts w:ascii="Tahoma" w:eastAsia="Times New Roman" w:hAnsi="Tahoma" w:cs="Tahoma"/>
+          <w:sz w:val="20"/>
+          <w:szCs w:val="20"/>
+        </w:rPr>
+        <w:t>Work with business and product to establish KPIs and SLOs for ML applications to detect data drift and prevent model performance degradation in 95% of models before they impact production.</w:t>
+      </w:r>
+    </w:p>
+    <w:p>
+      <w:pPr>
+        <w:pStyle w:val="ListParagraph"/>
+        <w:numPr>
+          <w:ilvl w:val="0"/>
+          <w:numId w:val="15"/>
+        </w:numPr>
+        <w:spacing w:line="276" w:lineRule="auto"/>
+        <w:rPr>
+          <w:rFonts w:ascii="Tahoma" w:eastAsia="Times New Roman" w:hAnsi="Tahoma" w:cs="Tahoma"/>
+          <w:sz w:val="20"/>
+          <w:szCs w:val="20"/>
+        </w:rPr>
+      </w:pPr>
+      <w:r>
+        <w:rPr>
+          <w:rFonts w:ascii="Tahoma" w:eastAsia="Times New Roman" w:hAnsi="Tahoma" w:cs="Tahoma"/>
+          <w:sz w:val="20"/>
+          <w:szCs w:val="20"/>
+        </w:rPr>
+        <w:t>Develop and maintain model monitoring scripts, investigate alerts, and coordinate timely resolutions reducing mean time to mitigate by 15%.</w:t>
       </w:r>
     </w:p>
     <w:p>
@@ -2744,7 +2504,6 @@
           <w:bCs/>
           <w:sz w:val="20"/>
         </w:rPr>
-        <w:lastRenderedPageBreak/>
         <w:t>Sr. Software Engineer</w:t>
       </w:r>
     </w:p>
@@ -8104,6 +7863,10 @@
 </file>
 
 <file path=customXml/item1.xml><?xml version="1.0" encoding="utf-8"?>
+<b:Sources xmlns:b="http://schemas.openxmlformats.org/officeDocument/2006/bibliography" xmlns="http://schemas.openxmlformats.org/officeDocument/2006/bibliography" SelectedStyle="\APA.XSL" StyleName="APA"/>
+</file>
+
+<file path=customXml/item2.xml><?xml version="1.0" encoding="utf-8"?>
 <?mso-contentType ?>
 <FormTemplates xmlns="http://schemas.microsoft.com/sharepoint/v3/contenttype/forms">
   <Display>DocumentLibraryForm</Display>
@@ -8112,22 +7875,18 @@
 </FormTemplates>
 </file>
 
-<file path=customXml/item2.xml><?xml version="1.0" encoding="utf-8"?>
-<b:Sources xmlns:b="http://schemas.openxmlformats.org/officeDocument/2006/bibliography" xmlns="http://schemas.openxmlformats.org/officeDocument/2006/bibliography" SelectedStyle="\APA.XSL" StyleName="APA"/>
+<file path=customXml/itemProps1.xml><?xml version="1.0" encoding="utf-8"?>
+<ds:datastoreItem xmlns:ds="http://schemas.openxmlformats.org/officeDocument/2006/customXml" ds:itemID="{4B543DBC-BD0D-4AFC-A339-AD22C8B75FE6}">
+  <ds:schemaRefs>
+    <ds:schemaRef ds:uri="http://schemas.openxmlformats.org/officeDocument/2006/bibliography"/>
+  </ds:schemaRefs>
+</ds:datastoreItem>
 </file>
 
-<file path=customXml/itemProps1.xml><?xml version="1.0" encoding="utf-8"?>
+<file path=customXml/itemProps2.xml><?xml version="1.0" encoding="utf-8"?>
 <ds:datastoreItem xmlns:ds="http://schemas.openxmlformats.org/officeDocument/2006/customXml" ds:itemID="{8B7C69D5-ED9C-4402-A60D-473DABA42B0A}">
   <ds:schemaRefs>
     <ds:schemaRef ds:uri="http://schemas.microsoft.com/sharepoint/v3/contenttype/forms"/>
   </ds:schemaRefs>
 </ds:datastoreItem>
-</file>
-
-<file path=customXml/itemProps2.xml><?xml version="1.0" encoding="utf-8"?>
-<ds:datastoreItem xmlns:ds="http://schemas.openxmlformats.org/officeDocument/2006/customXml" ds:itemID="{4B543DBC-BD0D-4AFC-A339-AD22C8B75FE6}">
-  <ds:schemaRefs>
-    <ds:schemaRef ds:uri="http://schemas.openxmlformats.org/officeDocument/2006/bibliography"/>
-  </ds:schemaRefs>
-</ds:datastoreItem>
 </file>
--- a/assets/resume/Gyan_Machine_learning_Resume.docx
+++ b/assets/resume/Gyan_Machine_learning_Resume.docx
@@ -69,38 +69,32 @@
         </w:rPr>
         <w:t xml:space="preserve">                                                   </w:t>
       </w:r>
-      <w:hyperlink r:id="rId7" w:history="1">
+      <w:hyperlink r:id="rId7" w:anchor="home" w:history="1">
         <w:r>
           <w:rPr>
             <w:rStyle w:val="Hyperlink"/>
             <w:rFonts w:ascii="Tahoma" w:eastAsia="Cambria" w:hAnsi="Tahoma" w:cs="Tahoma"/>
             <w:sz w:val="20"/>
           </w:rPr>
-          <w:t>portfolio</w:t>
+          <w:t>P</w:t>
         </w:r>
-      </w:hyperlink>
-      <w:r>
-        <w:rPr>
-          <w:rFonts w:ascii="Tahoma" w:eastAsia="Cambria" w:hAnsi="Tahoma" w:cs="Tahoma"/>
-          <w:b/>
-          <w:caps/>
-          <w:color w:val="4F81BD" w:themeColor="accent1"/>
-          <w:sz w:val="20"/>
-        </w:rPr>
-        <w:t xml:space="preserve"> </w:t>
-      </w:r>
-      <w:hyperlink r:id="rId8" w:history="1">
         <w:r>
           <w:rPr>
             <w:rStyle w:val="Hyperlink"/>
             <w:rFonts w:ascii="Tahoma" w:eastAsia="Cambria" w:hAnsi="Tahoma" w:cs="Tahoma"/>
             <w:sz w:val="20"/>
           </w:rPr>
-          <w:t>https://github.com/rajukan</w:t>
+          <w:t>ortfolio</w:t>
+        </w:r>
+        <w:r>
+          <w:rPr>
+            <w:rStyle w:val="Hyperlink"/>
+          </w:rPr>
+          <w:t xml:space="preserve"> </w:t>
         </w:r>
       </w:hyperlink>
       <w:r>
-        <w:t xml:space="preserve">  </w:t>
+        <w:t xml:space="preserve"> </w:t>
       </w:r>
     </w:p>
     <w:p>
@@ -115,7 +109,7 @@
           <w:rFonts w:asciiTheme="minorHAnsi" w:hAnsiTheme="minorHAnsi" w:cstheme="minorHAnsi"/>
         </w:rPr>
       </w:pPr>
-      <w:hyperlink r:id="rId9" w:history="1">
+      <w:hyperlink r:id="rId8" w:history="1">
         <w:r>
           <w:rPr>
             <w:rStyle w:val="Hyperlink"/>
@@ -127,22 +121,7 @@
       <w:r>
         <w:tab/>
       </w:r>
-      <w:r>
-        <w:tab/>
-      </w:r>
-      <w:r>
-        <w:tab/>
-      </w:r>
-      <w:r>
-        <w:tab/>
-      </w:r>
-      <w:r>
-        <w:tab/>
-      </w:r>
-      <w:r>
-        <w:tab/>
-      </w:r>
-      <w:hyperlink r:id="rId10" w:history="1">
+      <w:hyperlink r:id="rId9" w:history="1">
         <w:r>
           <w:rPr>
             <w:rStyle w:val="Hyperlink"/>
@@ -152,6 +131,46 @@
           <w:t>LinkedIn</w:t>
         </w:r>
       </w:hyperlink>
+      <w:r>
+        <w:tab/>
+      </w:r>
+      <w:r>
+        <w:tab/>
+      </w:r>
+      <w:r>
+        <w:tab/>
+      </w:r>
+      <w:r>
+        <w:t xml:space="preserve">            </w:t>
+      </w:r>
+      <w:hyperlink r:id="rId10" w:history="1">
+        <w:r>
+          <w:rPr>
+            <w:rStyle w:val="Hyperlink"/>
+          </w:rPr>
+          <w:t>GitHub</w:t>
+        </w:r>
+        <w:r>
+          <w:rPr>
+            <w:rStyle w:val="Hyperlink"/>
+          </w:rPr>
+          <w:t xml:space="preserve"> </w:t>
+        </w:r>
+      </w:hyperlink>
+      <w:r>
+        <w:t xml:space="preserve"> </w:t>
+      </w:r>
+      <w:r>
+        <w:t xml:space="preserve"> </w:t>
+      </w:r>
+      <w:hyperlink r:id="rId11" w:history="1">
+        <w:r>
+          <w:rPr>
+            <w:rStyle w:val="Hyperlink"/>
+          </w:rPr>
+          <w:t>Kaggle</w:t>
+        </w:r>
+      </w:hyperlink>
     </w:p>
     <w:p>
       <w:pPr>
@@ -954,21 +973,49 @@
           <w:rFonts w:ascii="Tahoma" w:hAnsi="Tahoma" w:cs="Tahoma"/>
           <w:sz w:val="20"/>
         </w:rPr>
-        <w:t>RAG (</w:t>
-      </w:r>
-      <w:r>
-        <w:rPr>
-          <w:rFonts w:ascii="Tahoma" w:hAnsi="Tahoma" w:cs="Tahoma"/>
-          <w:sz w:val="20"/>
-        </w:rPr>
-        <w:t>using OpenSearch</w:t>
-      </w:r>
-      <w:r>
-        <w:rPr>
-          <w:rFonts w:ascii="Tahoma" w:hAnsi="Tahoma" w:cs="Tahoma"/>
-          <w:sz w:val="20"/>
-        </w:rPr>
-        <w:t xml:space="preserve">), </w:t>
+        <w:t>RAG</w:t>
+      </w:r>
+      <w:r>
+        <w:rPr>
+          <w:rFonts w:ascii="Tahoma" w:hAnsi="Tahoma" w:cs="Tahoma"/>
+          <w:sz w:val="20"/>
+        </w:rPr>
+        <w:t>, Vector Database(</w:t>
+      </w:r>
+      <w:r>
+        <w:rPr>
+          <w:rFonts w:ascii="Tahoma" w:hAnsi="Tahoma" w:cs="Tahoma"/>
+          <w:sz w:val="20"/>
+        </w:rPr>
+        <w:t>OpenSearch</w:t>
+      </w:r>
+      <w:r>
+        <w:rPr>
+          <w:rFonts w:ascii="Tahoma" w:hAnsi="Tahoma" w:cs="Tahoma"/>
+          <w:sz w:val="20"/>
+        </w:rPr>
+        <w:t>,</w:t>
+      </w:r>
+      <w:r>
+        <w:rPr>
+          <w:rFonts w:ascii="Tahoma" w:hAnsi="Tahoma" w:cs="Tahoma"/>
+          <w:sz w:val="20"/>
+        </w:rPr>
+        <w:t xml:space="preserve"> FAISS</w:t>
+      </w:r>
+      <w:r>
+        <w:rPr>
+          <w:rFonts w:ascii="Tahoma" w:hAnsi="Tahoma" w:cs="Tahoma"/>
+          <w:sz w:val="20"/>
+        </w:rPr>
+        <w:t>)</w:t>
+      </w:r>
+      <w:r>
+        <w:rPr>
+          <w:rFonts w:ascii="Tahoma" w:hAnsi="Tahoma" w:cs="Tahoma"/>
+          <w:sz w:val="20"/>
+        </w:rPr>
+        <w:t xml:space="preserve">, </w:t>
       </w:r>
       <w:r>
         <w:rPr>
@@ -989,7 +1036,21 @@
           <w:rFonts w:ascii="Tahoma" w:hAnsi="Tahoma" w:cs="Tahoma"/>
           <w:sz w:val="20"/>
         </w:rPr>
-        <w:t xml:space="preserve">, OpenAI Eval, </w:t>
+        <w:t xml:space="preserve">, </w:t>
+      </w:r>
+      <w:r>
+        <w:rPr>
+          <w:rFonts w:ascii="Tahoma" w:hAnsi="Tahoma" w:cs="Tahoma"/>
+          <w:sz w:val="20"/>
+        </w:rPr>
+        <w:t>Prompt-Engineering</w:t>
+      </w:r>
+      <w:r>
+        <w:rPr>
+          <w:rFonts w:ascii="Tahoma" w:hAnsi="Tahoma" w:cs="Tahoma"/>
+          <w:sz w:val="20"/>
+        </w:rPr>
+        <w:t xml:space="preserve">, </w:t>
       </w:r>
       <w:r>
         <w:rPr>
@@ -1635,6 +1696,7 @@
           <w:sz w:val="20"/>
           <w:szCs w:val="20"/>
         </w:rPr>
+        <w:lastRenderedPageBreak/>
         <w:t>Engineered a machine learning-based Observability Scoring Model for 80+ critical Seals (Application unique ID) - analogous to a FICO credit score, that synthesizes operational factors including vulnerability breaks, incident counts, alert volumes, production outages, and APM tool configuration coverage into a unified application-level score, enabling leadership to drive data-informed decisions.</w:t>
       </w:r>
     </w:p>
@@ -2446,6 +2508,7 @@
           <w:rFonts w:ascii="Tahoma" w:hAnsi="Tahoma" w:cs="Tahoma"/>
           <w:sz w:val="20"/>
         </w:rPr>
+        <w:lastRenderedPageBreak/>
         <w:t>Headed effort with various teams to streamline the CI/CD pipeline to reduce build and deployment times from days to minutes.</w:t>
       </w:r>
     </w:p>
@@ -6959,6 +7022,7 @@
   <w:style w:type="character" w:default="1" w:styleId="DefaultParagraphFont">
     <w:name w:val="Default Paragraph Font"/>
     <w:uiPriority w:val="1"/>
+    <w:semiHidden/>
     <w:unhideWhenUsed/>
   </w:style>
   <w:style w:type="table" w:default="1" w:styleId="TableNormal">

--- a/assets/resume/Gyan_Machine_learning_Resume.docx
+++ b/assets/resume/Gyan_Machine_learning_Resume.docx
@@ -1,6 +1,6 @@
 
 <file path=word/document.xml><?xml version="1.0" encoding="utf-8"?>
-<w:document xmlns:wpc="http://schemas.microsoft.com/office/word/2010/wordprocessingCanvas" xmlns:cx="http://schemas.microsoft.com/office/drawing/2014/chartex" xmlns:cx1="http://schemas.microsoft.com/office/drawing/2015/9/8/chartex" xmlns:cx2="http://schemas.microsoft.com/office/drawing/2015/10/21/chartex" xmlns:cx3="http://schemas.microsoft.com/office/drawing/2016/5/9/chartex" xmlns:cx4="http://schemas.microsoft.com/office/drawing/2016/5/10/chartex" xmlns:cx5="http://schemas.microsoft.com/office/drawing/2016/5/11/chartex" xmlns:cx6="http://schemas.microsoft.com/office/drawing/2016/5/12/chartex" xmlns:cx7="http://schemas.microsoft.com/office/drawing/2016/5/13/chartex" xmlns:cx8="http://schemas.microsoft.com/office/drawing/2016/5/14/chartex" xmlns:mc="http://schemas.openxmlformats.org/markup-compatibility/2006" xmlns:aink="http://schemas.microsoft.com/office/drawing/2016/ink" xmlns:am3d="http://schemas.microsoft.com/office/drawing/2017/model3d" xmlns:o="urn:schemas-microsoft-com:office:office" xmlns:oel="http://schemas.microsoft.com/office/2019/extlst" xmlns:r="http://schemas.openxmlformats.org/officeDocument/2006/relationships" xmlns:m="http://schemas.openxmlformats.org/officeDocument/2006/math" xmlns:v="urn:schemas-microsoft-com:vml" xmlns:wp14="http://schemas.microsoft.com/office/word/2010/wordprocessingDrawing" xmlns:wp="http://schemas.openxmlformats.org/drawingml/2006/wordprocessingDrawing" xmlns:w10="urn:schemas-microsoft-com:office:word" xmlns:w="http://schemas.openxmlformats.org/wordprocessingml/2006/main" xmlns:w14="http://schemas.microsoft.com/office/word/2010/wordml" xmlns:w15="http://schemas.microsoft.com/office/word/2012/wordml" xmlns:w16cex="http://schemas.microsoft.com/office/word/2018/wordml/cex" xmlns:w16cid="http://schemas.microsoft.com/office/word/2016/wordml/cid" xmlns:w16="http://schemas.microsoft.com/office/word/2018/wordml" xmlns:w16du="http://schemas.microsoft.com/office/word/2023/wordml/word16du" xmlns:w16sdtdh="http://schemas.microsoft.com/office/word/2020/wordml/sdtdatahash" xmlns:w16sdtfl="http://schemas.microsoft.com/office/word/2024/wordml/sdtformatlock" xmlns:w16se="http://schemas.microsoft.com/office/word/2015/wordml/symex" xmlns:wpg="http://schemas.microsoft.com/office/word/2010/wordprocessingGroup" xmlns:wpi="http://schemas.microsoft.com/office/word/2010/wordprocessingInk" xmlns:wne="http://schemas.microsoft.com/office/word/2006/wordml" xmlns:wps="http://schemas.microsoft.com/office/word/2010/wordprocessingShape" mc:Ignorable="w14 w15 w16se w16cid w16 w16cex w16sdtdh w16sdtfl w16du wp14">
+<w:document xmlns:wpc="http://schemas.microsoft.com/office/word/2010/wordprocessingCanvas" xmlns:cx="http://schemas.microsoft.com/office/drawing/2014/chartex" xmlns:cx1="http://schemas.microsoft.com/office/drawing/2015/9/8/chartex" xmlns:cx2="http://schemas.microsoft.com/office/drawing/2015/10/21/chartex" xmlns:cx3="http://schemas.microsoft.com/office/drawing/2016/5/9/chartex" xmlns:cx4="http://schemas.microsoft.com/office/drawing/2016/5/10/chartex" xmlns:cx5="http://schemas.microsoft.com/office/drawing/2016/5/11/chartex" xmlns:cx6="http://schemas.microsoft.com/office/drawing/2016/5/12/chartex" xmlns:cx7="http://schemas.microsoft.com/office/drawing/2016/5/13/chartex" xmlns:cx8="http://schemas.microsoft.com/office/drawing/2016/5/14/chartex" xmlns:mc="http://schemas.openxmlformats.org/markup-compatibility/2006" xmlns:aink="http://schemas.microsoft.com/office/drawing/2016/ink" xmlns:am3d="http://schemas.microsoft.com/office/drawing/2017/model3d" xmlns:o="urn:schemas-microsoft-com:office:office" xmlns:oel="http://schemas.microsoft.com/office/2019/extlst" xmlns:r="http://schemas.openxmlformats.org/officeDocument/2006/relationships" xmlns:m="http://schemas.openxmlformats.org/officeDocument/2006/math" xmlns:v="urn:schemas-microsoft-com:vml" xmlns:wp14="http://schemas.microsoft.com/office/word/2010/wordprocessingDrawing" xmlns:wp="http://schemas.openxmlformats.org/drawingml/2006/wordprocessingDrawing" xmlns:w10="urn:schemas-microsoft-com:office:word" xmlns:w="http://schemas.openxmlformats.org/wordprocessingml/2006/main" xmlns:w14="http://schemas.microsoft.com/office/word/2010/wordml" xmlns:w15="http://schemas.microsoft.com/office/word/2012/wordml" xmlns:w16cei="http://schemas.microsoft.com/office/word/2026/wordml/cei" xmlns:w16cex="http://schemas.microsoft.com/office/word/2018/wordml/cex" xmlns:w16cid="http://schemas.microsoft.com/office/word/2016/wordml/cid" xmlns:w16="http://schemas.microsoft.com/office/word/2018/wordml" xmlns:w16du="http://schemas.microsoft.com/office/word/2023/wordml/word16du" xmlns:w16sdtdh="http://schemas.microsoft.com/office/word/2020/wordml/sdtdatahash" xmlns:w16sdtfl="http://schemas.microsoft.com/office/word/2024/wordml/sdtformatlock" xmlns:w16se="http://schemas.microsoft.com/office/word/2015/wordml/symex" xmlns:wpg="http://schemas.microsoft.com/office/word/2010/wordprocessingGroup" xmlns:wpi="http://schemas.microsoft.com/office/word/2010/wordprocessingInk" xmlns:wne="http://schemas.microsoft.com/office/word/2006/wordml" xmlns:wps="http://schemas.microsoft.com/office/word/2010/wordprocessingShape" mc:Ignorable="w14 w15 w16se w16cid w16 w16cex w16sdtdh w16sdtfl w16du wp14">
   <w:body>
     <w:p>
       <w:pPr>
@@ -438,7 +438,31 @@
           <w:color w:val="00000A"/>
           <w:sz w:val="20"/>
         </w:rPr>
-        <w:t>Hands-on experience supporting the end-to-end machine learning lifecycle, encompassing pipeline integration, design reviews, model deployment, and ongoing operational support in enterprise-grade environments</w:t>
+        <w:t xml:space="preserve">Delivered end-to-end ML engineering across </w:t>
+      </w:r>
+      <w:r>
+        <w:rPr>
+          <w:rFonts w:ascii="Tahoma" w:eastAsia="Cambria" w:hAnsi="Tahoma" w:cs="Tahoma"/>
+          <w:color w:val="00000A"/>
+          <w:sz w:val="20"/>
+        </w:rPr>
+        <w:t>ML</w:t>
+      </w:r>
+      <w:r>
+        <w:rPr>
+          <w:rFonts w:ascii="Tahoma" w:eastAsia="Cambria" w:hAnsi="Tahoma" w:cs="Tahoma"/>
+          <w:color w:val="00000A"/>
+          <w:sz w:val="20"/>
+        </w:rPr>
+        <w:t xml:space="preserve">Ops, Modeling, and Data Engineering spanning pipeline integration, experiment tracking, hyperparameter tuning, model versioning, and cloud deployment in </w:t>
+      </w:r>
+      <w:r>
+        <w:rPr>
+          <w:rFonts w:ascii="Tahoma" w:eastAsia="Cambria" w:hAnsi="Tahoma" w:cs="Tahoma"/>
+          <w:color w:val="00000A"/>
+          <w:sz w:val="20"/>
+        </w:rPr>
+        <w:t>enterprise-grade environments</w:t>
       </w:r>
       <w:r>
         <w:rPr>
@@ -468,7 +492,15 @@
           <w:color w:val="00000A"/>
           <w:sz w:val="20"/>
         </w:rPr>
-        <w:t>Extensive experience designing maintaining end-to-end ML pipelines (MLOps), including data ingestion, model training, model serving, monitoring, and automated retraining.</w:t>
+        <w:t>Applied expertise in traditional ML models across multiple domain use cases</w:t>
+      </w:r>
+      <w:r>
+        <w:rPr>
+          <w:rFonts w:ascii="Tahoma" w:eastAsia="Cambria" w:hAnsi="Tahoma" w:cs="Tahoma"/>
+          <w:color w:val="00000A"/>
+          <w:sz w:val="20"/>
+        </w:rPr>
+        <w:t>.</w:t>
       </w:r>
     </w:p>
     <w:p>
@@ -490,7 +522,7 @@
           <w:color w:val="00000A"/>
           <w:sz w:val="20"/>
         </w:rPr>
-        <w:t>Expertise in Bayesian linear regression modeling applied across multiple financial domain use cases</w:t>
+        <w:t>H</w:t>
       </w:r>
       <w:r>
         <w:rPr>
@@ -498,7 +530,7 @@
           <w:color w:val="00000A"/>
           <w:sz w:val="20"/>
         </w:rPr>
-        <w:t>.</w:t>
+        <w:t>ands-on experience architecting and deploying large language model (LLM) solutions in production, including retrieval-augmented generation (RAG) pipelines, agentic AI frameworks, fine-tuned domain-specific models, LLM-as-judge evaluation rubrics, and model inference served through Amazon Bedrock.</w:t>
       </w:r>
     </w:p>
     <w:p>
@@ -520,15 +552,7 @@
           <w:color w:val="00000A"/>
           <w:sz w:val="20"/>
         </w:rPr>
-        <w:t>H</w:t>
-      </w:r>
-      <w:r>
-        <w:rPr>
-          <w:rFonts w:ascii="Tahoma" w:eastAsia="Cambria" w:hAnsi="Tahoma" w:cs="Tahoma"/>
-          <w:color w:val="00000A"/>
-          <w:sz w:val="20"/>
-        </w:rPr>
-        <w:t>ands-on experience architecting and deploying large language model (LLM) solutions in production, including retrieval-augmented generation (RAG) pipelines, agentic AI frameworks, fine-tuned domain-specific models, LLM-as-judge evaluation rubrics, and model inference served through Amazon Bedrock.</w:t>
+        <w:t>Practical cloud experience with AWS ML ecosystem (SageMaker, ECS, Lambda, S3) for scalable training, distributed data processing, and real-time operational workflows.</w:t>
       </w:r>
     </w:p>
     <w:p>
@@ -550,7 +574,7 @@
           <w:color w:val="00000A"/>
           <w:sz w:val="20"/>
         </w:rPr>
-        <w:t>Practical cloud experience with AWS ML ecosystem (SageMaker, ECS, Lambda, S3) for scalable training, distributed data processing, and real-time operational workflows.</w:t>
+        <w:t>Strong command of software engineering principles and ML design patterns, encompassing version control, testing, SRE practices, and distributed systems for large-scale ML workloads using Airflow and Kafka.</w:t>
       </w:r>
     </w:p>
     <w:p>
@@ -572,7 +596,7 @@
           <w:color w:val="00000A"/>
           <w:sz w:val="20"/>
         </w:rPr>
-        <w:t>Strong command of software engineering principles and ML design patterns, encompassing version control, testing, SRE practices, and distributed systems for large-scale ML workloads using Airflow and Kafka.</w:t>
+        <w:t>Proficiency in model interpretability and explainability frameworks, including SHAP and LIME, to support transparent and auditable ML systems.</w:t>
       </w:r>
     </w:p>
     <w:p>
@@ -594,7 +618,15 @@
           <w:color w:val="00000A"/>
           <w:sz w:val="20"/>
         </w:rPr>
-        <w:t>Proficiency in model interpretability and explainability frameworks, including SHAP and LIME, to support transparent and auditable ML systems.</w:t>
+        <w:t>Implemented production monitoring dashboards to track model drift, bias metrics, and operational health, ensuring transparent, auditable, and fair lending compliant ML systems</w:t>
+      </w:r>
+      <w:r>
+        <w:rPr>
+          <w:rFonts w:ascii="Tahoma" w:eastAsia="Cambria" w:hAnsi="Tahoma" w:cs="Tahoma"/>
+          <w:color w:val="00000A"/>
+          <w:sz w:val="20"/>
+        </w:rPr>
+        <w:t>.</w:t>
       </w:r>
     </w:p>
     <w:p>
@@ -2895,7 +2927,7 @@
 </file>
 
 <file path=word/numbering.xml><?xml version="1.0" encoding="utf-8"?>
-<w:numbering xmlns:wpc="http://schemas.microsoft.com/office/word/2010/wordprocessingCanvas" xmlns:cx="http://schemas.microsoft.com/office/drawing/2014/chartex" xmlns:cx1="http://schemas.microsoft.com/office/drawing/2015/9/8/chartex" xmlns:cx2="http://schemas.microsoft.com/office/drawing/2015/10/21/chartex" xmlns:cx3="http://schemas.microsoft.com/office/drawing/2016/5/9/chartex" xmlns:cx4="http://schemas.microsoft.com/office/drawing/2016/5/10/chartex" xmlns:cx5="http://schemas.microsoft.com/office/drawing/2016/5/11/chartex" xmlns:cx6="http://schemas.microsoft.com/office/drawing/2016/5/12/chartex" xmlns:cx7="http://schemas.microsoft.com/office/drawing/2016/5/13/chartex" xmlns:cx8="http://schemas.microsoft.com/office/drawing/2016/5/14/chartex" xmlns:mc="http://schemas.openxmlformats.org/markup-compatibility/2006" xmlns:aink="http://schemas.microsoft.com/office/drawing/2016/ink" xmlns:am3d="http://schemas.microsoft.com/office/drawing/2017/model3d" xmlns:o="urn:schemas-microsoft-com:office:office" xmlns:oel="http://schemas.microsoft.com/office/2019/extlst" xmlns:r="http://schemas.openxmlformats.org/officeDocument/2006/relationships" xmlns:m="http://schemas.openxmlformats.org/officeDocument/2006/math" xmlns:v="urn:schemas-microsoft-com:vml" xmlns:wp14="http://schemas.microsoft.com/office/word/2010/wordprocessingDrawing" xmlns:wp="http://schemas.openxmlformats.org/drawingml/2006/wordprocessingDrawing" xmlns:w10="urn:schemas-microsoft-com:office:word" xmlns:w="http://schemas.openxmlformats.org/wordprocessingml/2006/main" xmlns:w14="http://schemas.microsoft.com/office/word/2010/wordml" xmlns:w15="http://schemas.microsoft.com/office/word/2012/wordml" xmlns:w16cex="http://schemas.microsoft.com/office/word/2018/wordml/cex" xmlns:w16cid="http://schemas.microsoft.com/office/word/2016/wordml/cid" xmlns:w16="http://schemas.microsoft.com/office/word/2018/wordml" xmlns:w16du="http://schemas.microsoft.com/office/word/2023/wordml/word16du" xmlns:w16sdtdh="http://schemas.microsoft.com/office/word/2020/wordml/sdtdatahash" xmlns:w16sdtfl="http://schemas.microsoft.com/office/word/2024/wordml/sdtformatlock" xmlns:w16se="http://schemas.microsoft.com/office/word/2015/wordml/symex" xmlns:wpg="http://schemas.microsoft.com/office/word/2010/wordprocessingGroup" xmlns:wpi="http://schemas.microsoft.com/office/word/2010/wordprocessingInk" xmlns:wne="http://schemas.microsoft.com/office/word/2006/wordml" xmlns:wps="http://schemas.microsoft.com/office/word/2010/wordprocessingShape" mc:Ignorable="w14 w15 w16se w16cid w16 w16cex w16sdtdh w16sdtfl w16du wp14">
+<w:numbering xmlns:wpc="http://schemas.microsoft.com/office/word/2010/wordprocessingCanvas" xmlns:cx="http://schemas.microsoft.com/office/drawing/2014/chartex" xmlns:cx1="http://schemas.microsoft.com/office/drawing/2015/9/8/chartex" xmlns:cx2="http://schemas.microsoft.com/office/drawing/2015/10/21/chartex" xmlns:cx3="http://schemas.microsoft.com/office/drawing/2016/5/9/chartex" xmlns:cx4="http://schemas.microsoft.com/office/drawing/2016/5/10/chartex" xmlns:cx5="http://schemas.microsoft.com/office/drawing/2016/5/11/chartex" xmlns:cx6="http://schemas.microsoft.com/office/drawing/2016/5/12/chartex" xmlns:cx7="http://schemas.microsoft.com/office/drawing/2016/5/13/chartex" xmlns:cx8="http://schemas.microsoft.com/office/drawing/2016/5/14/chartex" xmlns:mc="http://schemas.openxmlformats.org/markup-compatibility/2006" xmlns:aink="http://schemas.microsoft.com/office/drawing/2016/ink" xmlns:am3d="http://schemas.microsoft.com/office/drawing/2017/model3d" xmlns:o="urn:schemas-microsoft-com:office:office" xmlns:oel="http://schemas.microsoft.com/office/2019/extlst" xmlns:r="http://schemas.openxmlformats.org/officeDocument/2006/relationships" xmlns:m="http://schemas.openxmlformats.org/officeDocument/2006/math" xmlns:v="urn:schemas-microsoft-com:vml" xmlns:wp14="http://schemas.microsoft.com/office/word/2010/wordprocessingDrawing" xmlns:wp="http://schemas.openxmlformats.org/drawingml/2006/wordprocessingDrawing" xmlns:w10="urn:schemas-microsoft-com:office:word" xmlns:w="http://schemas.openxmlformats.org/wordprocessingml/2006/main" xmlns:w14="http://schemas.microsoft.com/office/word/2010/wordml" xmlns:w15="http://schemas.microsoft.com/office/word/2012/wordml" xmlns:w16cei="http://schemas.microsoft.com/office/word/2026/wordml/cei" xmlns:w16cex="http://schemas.microsoft.com/office/word/2018/wordml/cex" xmlns:w16cid="http://schemas.microsoft.com/office/word/2016/wordml/cid" xmlns:w16="http://schemas.microsoft.com/office/word/2018/wordml" xmlns:w16du="http://schemas.microsoft.com/office/word/2023/wordml/word16du" xmlns:w16sdtdh="http://schemas.microsoft.com/office/word/2020/wordml/sdtdatahash" xmlns:w16sdtfl="http://schemas.microsoft.com/office/word/2024/wordml/sdtformatlock" xmlns:w16se="http://schemas.microsoft.com/office/word/2015/wordml/symex" xmlns:wpg="http://schemas.microsoft.com/office/word/2010/wordprocessingGroup" xmlns:wpi="http://schemas.microsoft.com/office/word/2010/wordprocessingInk" xmlns:wne="http://schemas.microsoft.com/office/word/2006/wordml" xmlns:wps="http://schemas.microsoft.com/office/word/2010/wordprocessingShape" mc:Ignorable="w14 w15 w16se w16cid w16 w16cex w16sdtdh w16sdtfl w16du wp14">
   <w:abstractNum w:abstractNumId="0" w15:restartNumberingAfterBreak="0">
     <w:nsid w:val="00000003"/>
     <w:multiLevelType w:val="singleLevel"/>
@@ -7022,7 +7054,6 @@
   <w:style w:type="character" w:default="1" w:styleId="DefaultParagraphFont">
     <w:name w:val="Default Paragraph Font"/>
     <w:uiPriority w:val="1"/>
-    <w:semiHidden/>
     <w:unhideWhenUsed/>
   </w:style>
   <w:style w:type="table" w:default="1" w:styleId="TableNormal">
